--- a/backend/master_templates/obrazac6_master.docx
+++ b/backend/master_templates/obrazac6_master.docx
@@ -4,921 +4,365 @@
   <w:body>
     <w:p>
       <w:pPr>
+        <w:spacing w:before="0" w:after="240" w:line="240" w:lineRule="auto"/>
         <w:jc w:val="center"/>
         <w:rPr>
-          <w:rFonts w:ascii="Calibri Light" w:hAnsi="Calibri Light" w:cs="Calibri Light"/>
+          <w:rFonts w:ascii="Calibri Light" w:hAnsi="Calibri Light" w:cs="Calibri Light" w:eastAsia="Calibri Light"/>
           <w:b/>
-          <w:lang w:val="pl-PL"/>
+          <w:bCs/>
+          <w:sz w:val="24"/>
+          <w:szCs w:val="24"/>
+          <w:lang w:val="sr-Latn-RS"/>
         </w:rPr>
       </w:pPr>
       <w:r>
         <w:rPr>
-          <w:rFonts w:ascii="Calibri Light" w:hAnsi="Calibri Light" w:cs="Calibri Light"/>
+          <w:rFonts w:ascii="Calibri Light" w:hAnsi="Calibri Light" w:cs="Calibri Light" w:eastAsia="Calibri Light"/>
           <w:b/>
-          <w:lang w:val="pl-PL"/>
+          <w:bCs/>
+          <w:sz w:val="24"/>
+          <w:szCs w:val="24"/>
+          <w:lang w:val="sr-Latn-RS"/>
         </w:rPr>
-        <w:t>EVIDENCIJA O ZAPOSLENIMA OBUČENIM ZA BEZBEDAN I ZDRAV RAD I PRAVILNO KORIŠĆENJE LIČNE ZAŠTITNE  OPREME</w:t>
-      </w:r>
-    </w:p>
-    <w:p>
-      <w:pPr>
-        <w:jc w:val="center"/>
-        <w:rPr>
-          <w:rFonts w:ascii="Calibri Light" w:hAnsi="Calibri Light" w:cs="Calibri Light"/>
-          <w:lang w:val="pl-PL"/>
-        </w:rPr>
-      </w:pPr>
-    </w:p>
-    <w:p>
-      <w:pPr>
-        <w:rPr>
-          <w:rFonts w:ascii="Calibri Light" w:hAnsi="Calibri Light" w:cs="Calibri Light"/>
-          <w:b/>
-          <w:sz w:val="22"/>
-          <w:szCs w:val="22"/>
-          <w:lang w:val="pl-PL"/>
-        </w:rPr>
-      </w:pPr>
-      <w:r>
-        <w:rPr>
-          <w:rFonts w:ascii="Calibri Light" w:hAnsi="Calibri Light" w:cs="Calibri Light"/>
-          <w:b/>
-          <w:sz w:val="22"/>
-          <w:szCs w:val="22"/>
-          <w:lang w:val="pl-PL"/>
-        </w:rPr>
-        <w:t xml:space="preserve">                                                                                                  </w:t>
-      </w:r>
-    </w:p>
-    <w:p>
-      <w:pPr>
-        <w:rPr>
-          <w:rFonts w:ascii="Calibri Light" w:hAnsi="Calibri Light" w:cs="Calibri Light"/>
-          <w:sz w:val="22"/>
-          <w:szCs w:val="22"/>
-          <w:lang w:val="it-IT"/>
-        </w:rPr>
-      </w:pPr>
-      <w:r>
-        <w:rPr>
-          <w:rFonts w:ascii="Calibri Light" w:hAnsi="Calibri Light" w:cs="Calibri Light"/>
-          <w:sz w:val="22"/>
-          <w:szCs w:val="22"/>
-          <w:lang w:val="it-IT"/>
-        </w:rPr>
-        <w:t>Poslovno ime poslodavca</w:t>
-      </w:r>
-      <w:r>
-        <w:rPr>
-          <w:rFonts w:ascii="Calibri Light" w:hAnsi="Calibri Light" w:cs="Calibri Light"/>
-          <w:sz w:val="22"/>
-          <w:szCs w:val="22"/>
-          <w:lang w:val="it-IT"/>
-        </w:rPr>
-        <w:tab/>
-      </w:r>
-      <w:r>
-        <w:rPr>
-          <w:rFonts w:ascii="Calibri Light" w:hAnsi="Calibri Light" w:cs="Calibri Light"/>
-          <w:sz w:val="22"/>
-          <w:szCs w:val="22"/>
-          <w:lang w:val="it-IT"/>
-        </w:rPr>
-        <w:t xml:space="preserve">   </w:t>
-      </w:r>
-      <w:r>
-        <w:rPr>
-          <w:rFonts w:ascii="Calibri Light" w:hAnsi="Calibri Light" w:cs="Calibri Light"/>
-          <w:sz w:val="22"/>
-          <w:szCs w:val="22"/>
-          <w:lang w:val="it-IT"/>
-        </w:rPr>
-        <w:tab/>
-      </w:r>
-      <w:r>
-        <w:rPr>
-          <w:rFonts w:ascii="Calibri Light" w:hAnsi="Calibri Light" w:cs="Calibri Light"/>
-          <w:sz w:val="22"/>
-          <w:szCs w:val="22"/>
-          <w:lang w:val="it-IT"/>
-        </w:rPr>
-        <w:t xml:space="preserve">   </w:t>
-      </w:r>
-      <w:r>
-        <w:rPr>
-          <w:rFonts w:ascii="Calibri Light" w:hAnsi="Calibri Light" w:cs="Calibri Light"/>
-          <w:sz w:val="22"/>
-          <w:szCs w:val="22"/>
-          <w:lang w:val="it-IT"/>
-        </w:rPr>
-        <w:t xml:space="preserve">                   </w:t>
-      </w:r>
-      <w:r>
-        <w:rPr>
-          <w:rFonts w:ascii="Calibri Light" w:hAnsi="Calibri Light" w:cs="Calibri Light"/>
-          <w:sz w:val="22"/>
-          <w:szCs w:val="22"/>
-          <w:lang w:val="it-IT"/>
-        </w:rPr>
-        <w:t xml:space="preserve">  </w:t>
-      </w:r>
-      <w:r>
-        <w:rPr>
-          <w:rFonts w:ascii="Calibri Light" w:hAnsi="Calibri Light" w:cs="Calibri Light"/>
-          <w:sz w:val="22"/>
-          <w:szCs w:val="22"/>
-          <w:lang w:val="it-IT"/>
-        </w:rPr>
-        <w:t xml:space="preserve">              </w:t>
-      </w:r>
-      <w:r>
-        <w:rPr>
-          <w:rFonts w:ascii="Calibri Light" w:hAnsi="Calibri Light" w:cs="Calibri Light"/>
-          <w:sz w:val="22"/>
-          <w:szCs w:val="22"/>
-          <w:lang w:val="it-IT"/>
-        </w:rPr>
-        <w:t xml:space="preserve">Adresa sedišta </w:t>
-      </w:r>
-      <w:r>
-        <w:rPr>
-          <w:rFonts w:ascii="Calibri Light" w:hAnsi="Calibri Light" w:cs="Calibri Light"/>
-          <w:sz w:val="22"/>
-          <w:szCs w:val="22"/>
-          <w:lang w:val="it-IT"/>
-        </w:rPr>
-        <w:t>poslodavca</w:t>
-      </w:r>
-      <w:r>
-        <w:rPr>
-          <w:rFonts w:ascii="Calibri Light" w:hAnsi="Calibri Light" w:cs="Calibri Light"/>
-          <w:sz w:val="22"/>
-          <w:szCs w:val="22"/>
-          <w:lang w:val="it-IT"/>
-        </w:rPr>
-        <w:tab/>
-        <w:t xml:space="preserve">         </w:t>
-      </w:r>
-      <w:r>
-        <w:rPr>
-          <w:rFonts w:ascii="Calibri Light" w:hAnsi="Calibri Light" w:cs="Calibri Light"/>
-          <w:sz w:val="22"/>
-          <w:szCs w:val="22"/>
-          <w:lang w:val="it-IT"/>
-        </w:rPr>
-        <w:t xml:space="preserve"> </w:t>
-      </w:r>
-      <w:r>
-        <w:rPr>
-          <w:rFonts w:ascii="Calibri Light" w:hAnsi="Calibri Light" w:cs="Calibri Light"/>
-          <w:sz w:val="22"/>
-          <w:szCs w:val="22"/>
-          <w:lang w:val="it-IT"/>
-        </w:rPr>
-        <w:t xml:space="preserve">  </w:t>
-      </w:r>
-      <w:r>
-        <w:rPr>
-          <w:rFonts w:ascii="Calibri Light" w:hAnsi="Calibri Light" w:cs="Calibri Light"/>
-          <w:sz w:val="22"/>
-          <w:szCs w:val="22"/>
-          <w:lang w:val="it-IT"/>
-        </w:rPr>
-        <w:t xml:space="preserve">              </w:t>
-      </w:r>
-      <w:r>
-        <w:rPr>
-          <w:rFonts w:ascii="Calibri Light" w:hAnsi="Calibri Light" w:cs="Calibri Light"/>
-          <w:sz w:val="22"/>
-          <w:szCs w:val="22"/>
-          <w:lang w:val="it-IT"/>
-        </w:rPr>
-        <w:t xml:space="preserve">   </w:t>
-      </w:r>
-      <w:r>
-        <w:rPr>
-          <w:rFonts w:ascii="Calibri Light" w:hAnsi="Calibri Light" w:cs="Calibri Light"/>
-          <w:sz w:val="22"/>
-          <w:szCs w:val="22"/>
-          <w:lang w:val="it-IT"/>
-        </w:rPr>
-        <w:t xml:space="preserve">    </w:t>
-      </w:r>
-      <w:r>
-        <w:rPr>
-          <w:rFonts w:ascii="Calibri Light" w:hAnsi="Calibri Light" w:cs="Calibri Light"/>
-          <w:sz w:val="22"/>
-          <w:szCs w:val="22"/>
-          <w:lang w:val="it-IT"/>
-        </w:rPr>
-        <w:t>PIB poslodavca</w:t>
+        <w:t xml:space="preserve">EVIDENCIJA O ZAPOSLENIMA OBUČENIM ZA BEZBEDAN I ZDRAV RAD I PRAVILNO KORIŠĆENJE LIČNE ZAŠTITNE OPREME</w:t>
       </w:r>
     </w:p>
     <w:tbl>
       <w:tblPr>
-        <w:tblStyle w:val="TableGrid"/>
-        <w:tblW w:w="0" w:type="auto"/>
-        <w:tblLook w:val="01E0" w:firstRow="1" w:lastRow="1" w:firstColumn="1" w:lastColumn="1" w:noHBand="0" w:noVBand="0"/>
+        <w:tblW w:w="10772" w:type="dxa"/>
+        <w:tblInd w:w="0" w:type="dxa"/>
+        <w:tblBorders>
+          <w:top w:val="nil"/>
+          <w:left w:val="nil"/>
+          <w:bottom w:val="nil"/>
+          <w:right w:val="nil"/>
+          <w:insideH w:val="nil"/>
+          <w:insideV w:val="nil"/>
+        </w:tblBorders>
+        <w:tblLayout w:type="fixed"/>
+        <w:tblCellMar>
+          <w:left w:w="85" w:type="dxa"/>
+          <w:right w:w="85" w:type="dxa"/>
+        </w:tblCellMar>
+        <w:tblLook w:val="0000" w:firstRow="0" w:lastRow="0" w:firstColumn="0" w:lastColumn="0" w:noHBand="1" w:noVBand="1"/>
       </w:tblPr>
       <w:tblGrid>
-        <w:gridCol w:w="2268"/>
-        <w:gridCol w:w="2520"/>
-        <w:gridCol w:w="3060"/>
-        <w:gridCol w:w="3140"/>
+        <w:gridCol w:w="4100"/>
+        <w:gridCol w:w="340"/>
+        <w:gridCol w:w="3600"/>
+        <w:gridCol w:w="340"/>
+        <w:gridCol w:w="2392"/>
       </w:tblGrid>
       <w:tr>
+        <w:trPr>
+          <w:trHeight w:val="380"/>
+        </w:trPr>
         <w:tc>
           <w:tcPr>
-            <w:tcW w:w="4788" w:type="dxa"/>
-            <w:gridSpan w:val="2"/>
+            <w:tcW w:w="4100" w:type="dxa"/>
+            <w:tcBorders>
+              <w:top w:val="nil"/>
+              <w:left w:val="nil"/>
+              <w:bottom w:val="single" w:sz="6" w:space="0" w:color="000000"/>
+              <w:right w:val="nil"/>
+            </w:tcBorders>
+            <w:vAlign w:val="bottom"/>
           </w:tcPr>
           <w:p>
             <w:pPr>
+              <w:spacing w:before="0" w:after="0" w:line="240" w:lineRule="auto"/>
               <w:jc w:val="center"/>
               <w:rPr>
-                <w:rFonts w:ascii="Calibri Light" w:hAnsi="Calibri Light" w:cs="Calibri Light"/>
-                <w:color w:val="000000" w:themeColor="text1"/>
-                <w:sz w:val="22"/>
-                <w:szCs w:val="22"/>
-                <w:lang w:val="pl-PL"/>
+                <w:rFonts w:ascii="Calibri Light" w:hAnsi="Calibri Light" w:cs="Calibri Light" w:eastAsia="Calibri Light"/>
+                <w:b/>
+                <w:bCs/>
+                <w:sz w:val="22"/>
+                <w:szCs w:val="22"/>
+                <w:lang w:val="sr-Latn-RS"/>
               </w:rPr>
             </w:pPr>
             <w:r>
               <w:rPr>
-                <w:rFonts w:ascii="Calibri Light" w:hAnsi="Calibri Light" w:cs="Calibri Light"/>
-                <w:color w:val="000000" w:themeColor="text1"/>
-                <w:sz w:val="22"/>
-                <w:szCs w:val="22"/>
-                <w:lang w:val="pl-PL"/>
-              </w:rPr>
-              <w:t>Ime i prezime zaposlenog koji je obučen za</w:t>
-            </w:r>
-          </w:p>
-          <w:p>
-            <w:pPr>
-              <w:jc w:val="center"/>
-              <w:rPr>
-                <w:rFonts w:ascii="Calibri Light" w:hAnsi="Calibri Light" w:cs="Calibri Light"/>
-                <w:color w:val="000000" w:themeColor="text1"/>
-                <w:sz w:val="22"/>
-                <w:szCs w:val="22"/>
-                <w:lang w:val="pl-PL"/>
-              </w:rPr>
-            </w:pPr>
-            <w:r>
-              <w:rPr>
-                <w:rFonts w:ascii="Calibri Light" w:hAnsi="Calibri Light" w:cs="Calibri Light"/>
-                <w:color w:val="000000" w:themeColor="text1"/>
-                <w:sz w:val="22"/>
-                <w:szCs w:val="22"/>
-                <w:lang w:val="pl-PL"/>
-              </w:rPr>
-              <w:t>bezbedan i zdrav rad i pravilno korišćenje lične zaštitne opreme</w:t>
+                <w:rFonts w:ascii="Calibri Light" w:hAnsi="Calibri Light" w:cs="Calibri Light" w:eastAsia="Calibri Light"/>
+                <w:b/>
+                <w:bCs/>
+                <w:sz w:val="22"/>
+                <w:szCs w:val="22"/>
+                <w:lang w:val="sr-Latn-RS"/>
+              </w:rPr>
+              <w:t xml:space="preserve">{{ client.name }}</w:t>
             </w:r>
           </w:p>
         </w:tc>
         <w:tc>
           <w:tcPr>
-            <w:tcW w:w="6200" w:type="dxa"/>
-            <w:gridSpan w:val="2"/>
+            <w:tcW w:w="340" w:type="dxa"/>
+            <w:tcBorders>
+              <w:top w:val="nil"/>
+              <w:left w:val="nil"/>
+              <w:bottom w:val="nil"/>
+              <w:right w:val="nil"/>
+            </w:tcBorders>
             <w:vAlign w:val="center"/>
           </w:tcPr>
-          <w:p/>
+          <w:p>
+            <w:pPr>
+              <w:spacing w:before="0" w:after="0" w:line="240" w:lineRule="auto"/>
+              <w:jc w:val="left"/>
+              <w:rPr>
+                <w:rFonts w:ascii="Calibri Light" w:hAnsi="Calibri Light" w:cs="Calibri Light" w:eastAsia="Calibri Light"/>
+                <w:sz w:val="22"/>
+                <w:szCs w:val="22"/>
+                <w:lang w:val="sr-Latn-RS"/>
+              </w:rPr>
+            </w:pPr>
+          </w:p>
+        </w:tc>
+        <w:tc>
+          <w:tcPr>
+            <w:tcW w:w="3600" w:type="dxa"/>
+            <w:tcBorders>
+              <w:top w:val="nil"/>
+              <w:left w:val="nil"/>
+              <w:bottom w:val="single" w:sz="6" w:space="0" w:color="000000"/>
+              <w:right w:val="nil"/>
+            </w:tcBorders>
+            <w:vAlign w:val="bottom"/>
+          </w:tcPr>
+          <w:p>
+            <w:pPr>
+              <w:spacing w:before="0" w:after="0" w:line="240" w:lineRule="auto"/>
+              <w:jc w:val="center"/>
+              <w:rPr>
+                <w:rFonts w:ascii="Calibri Light" w:hAnsi="Calibri Light" w:cs="Calibri Light" w:eastAsia="Calibri Light"/>
+                <w:b/>
+                <w:bCs/>
+                <w:sz w:val="22"/>
+                <w:szCs w:val="22"/>
+                <w:lang w:val="sr-Latn-RS"/>
+              </w:rPr>
+            </w:pPr>
+            <w:r>
+              <w:rPr>
+                <w:rFonts w:ascii="Calibri Light" w:hAnsi="Calibri Light" w:cs="Calibri Light" w:eastAsia="Calibri Light"/>
+                <w:b/>
+                <w:bCs/>
+                <w:sz w:val="22"/>
+                <w:szCs w:val="22"/>
+                <w:lang w:val="sr-Latn-RS"/>
+              </w:rPr>
+              <w:t xml:space="preserve">{{ client.address }}</w:t>
+            </w:r>
+          </w:p>
+        </w:tc>
+        <w:tc>
+          <w:tcPr>
+            <w:tcW w:w="340" w:type="dxa"/>
+            <w:tcBorders>
+              <w:top w:val="nil"/>
+              <w:left w:val="nil"/>
+              <w:bottom w:val="nil"/>
+              <w:right w:val="nil"/>
+            </w:tcBorders>
+            <w:vAlign w:val="center"/>
+          </w:tcPr>
+          <w:p>
+            <w:pPr>
+              <w:spacing w:before="0" w:after="0" w:line="240" w:lineRule="auto"/>
+              <w:jc w:val="left"/>
+              <w:rPr>
+                <w:rFonts w:ascii="Calibri Light" w:hAnsi="Calibri Light" w:cs="Calibri Light" w:eastAsia="Calibri Light"/>
+                <w:sz w:val="22"/>
+                <w:szCs w:val="22"/>
+                <w:lang w:val="sr-Latn-RS"/>
+              </w:rPr>
+            </w:pPr>
+          </w:p>
+        </w:tc>
+        <w:tc>
+          <w:tcPr>
+            <w:tcW w:w="2392" w:type="dxa"/>
+            <w:tcBorders>
+              <w:top w:val="nil"/>
+              <w:left w:val="nil"/>
+              <w:bottom w:val="single" w:sz="6" w:space="0" w:color="000000"/>
+              <w:right w:val="nil"/>
+            </w:tcBorders>
+            <w:vAlign w:val="bottom"/>
+          </w:tcPr>
+          <w:p>
+            <w:pPr>
+              <w:spacing w:before="0" w:after="0" w:line="240" w:lineRule="auto"/>
+              <w:jc w:val="center"/>
+              <w:rPr>
+                <w:rFonts w:ascii="Calibri Light" w:hAnsi="Calibri Light" w:cs="Calibri Light" w:eastAsia="Calibri Light"/>
+                <w:b/>
+                <w:bCs/>
+                <w:sz w:val="22"/>
+                <w:szCs w:val="22"/>
+                <w:lang w:val="sr-Latn-RS"/>
+              </w:rPr>
+            </w:pPr>
+            <w:r>
+              <w:rPr>
+                <w:rFonts w:ascii="Calibri Light" w:hAnsi="Calibri Light" w:cs="Calibri Light" w:eastAsia="Calibri Light"/>
+                <w:b/>
+                <w:bCs/>
+                <w:sz w:val="22"/>
+                <w:szCs w:val="22"/>
+                <w:lang w:val="sr-Latn-RS"/>
+              </w:rPr>
+              <w:t xml:space="preserve">{{ client.tax_id }}</w:t>
+            </w:r>
+          </w:p>
         </w:tc>
       </w:tr>
       <w:tr>
+        <w:trPr/>
         <w:tc>
           <w:tcPr>
-            <w:tcW w:w="4788" w:type="dxa"/>
-            <w:gridSpan w:val="2"/>
+            <w:tcW w:w="4100" w:type="dxa"/>
+            <w:tcBorders>
+              <w:top w:val="nil"/>
+              <w:left w:val="nil"/>
+              <w:bottom w:val="nil"/>
+              <w:right w:val="nil"/>
+            </w:tcBorders>
+            <w:vAlign w:val="top"/>
           </w:tcPr>
           <w:p>
             <w:pPr>
+              <w:spacing w:before="0" w:after="0" w:line="240" w:lineRule="auto"/>
               <w:jc w:val="center"/>
               <w:rPr>
-                <w:rFonts w:ascii="Calibri Light" w:hAnsi="Calibri Light" w:cs="Calibri Light"/>
-                <w:color w:val="000000" w:themeColor="text1"/>
-                <w:sz w:val="22"/>
-                <w:szCs w:val="22"/>
-                <w:lang w:val="pl-PL"/>
+                <w:rFonts w:ascii="Calibri Light" w:hAnsi="Calibri Light" w:cs="Calibri Light" w:eastAsia="Calibri Light"/>
+                <w:sz w:val="22"/>
+                <w:szCs w:val="22"/>
+                <w:lang w:val="sr-Latn-RS"/>
               </w:rPr>
             </w:pPr>
             <w:r>
               <w:rPr>
-                <w:rFonts w:ascii="Calibri Light" w:hAnsi="Calibri Light" w:cs="Calibri Light"/>
-                <w:color w:val="000000" w:themeColor="text1"/>
-                <w:sz w:val="22"/>
-                <w:szCs w:val="22"/>
-                <w:lang w:val="pl-PL"/>
-              </w:rPr>
-              <w:t>Naziv radnog mesta</w:t>
+                <w:rFonts w:ascii="Calibri Light" w:hAnsi="Calibri Light" w:cs="Calibri Light" w:eastAsia="Calibri Light"/>
+                <w:sz w:val="22"/>
+                <w:szCs w:val="22"/>
+                <w:lang w:val="sr-Latn-RS"/>
+              </w:rPr>
+              <w:t xml:space="preserve">Poslovno ime poslodavca</w:t>
             </w:r>
           </w:p>
         </w:tc>
         <w:tc>
           <w:tcPr>
-            <w:tcW w:w="6200" w:type="dxa"/>
-            <w:gridSpan w:val="2"/>
+            <w:tcW w:w="340" w:type="dxa"/>
+            <w:tcBorders>
+              <w:top w:val="nil"/>
+              <w:left w:val="nil"/>
+              <w:bottom w:val="nil"/>
+              <w:right w:val="nil"/>
+            </w:tcBorders>
             <w:vAlign w:val="center"/>
           </w:tcPr>
           <w:p>
             <w:pPr>
-              <w:jc w:val="center"/>
-              <w:rPr>
-                <w:rFonts w:ascii="Calibri Light" w:hAnsi="Calibri Light" w:cs="Calibri Light"/>
-                <w:b/>
-                <w:sz w:val="22"/>
-                <w:szCs w:val="22"/>
-                <w:lang w:val="fr-FR"/>
-              </w:rPr>
-            </w:pPr>
-          </w:p>
-        </w:tc>
-      </w:tr>
-      <w:tr>
-        <w:tc>
-          <w:tcPr>
-            <w:tcW w:w="4788" w:type="dxa"/>
-            <w:gridSpan w:val="2"/>
-          </w:tcPr>
-          <w:p>
-            <w:pPr>
-              <w:jc w:val="center"/>
-              <w:rPr>
-                <w:rFonts w:ascii="Calibri Light" w:hAnsi="Calibri Light" w:cs="Calibri Light"/>
-                <w:color w:val="000000" w:themeColor="text1"/>
-                <w:sz w:val="22"/>
-                <w:szCs w:val="22"/>
-                <w:lang w:val="pl-PL"/>
-              </w:rPr>
-            </w:pPr>
-            <w:r>
-              <w:rPr>
-                <w:rFonts w:ascii="Calibri Light" w:hAnsi="Calibri Light" w:cs="Calibri Light"/>
-                <w:color w:val="000000" w:themeColor="text1"/>
-                <w:sz w:val="22"/>
-                <w:szCs w:val="22"/>
-                <w:lang w:val="pl-PL"/>
-              </w:rPr>
-              <w:t>Opis poslova na tom radnom mestu</w:t>
-            </w:r>
+              <w:spacing w:before="0" w:after="0" w:line="240" w:lineRule="auto"/>
+              <w:jc w:val="left"/>
+              <w:rPr>
+                <w:rFonts w:ascii="Calibri Light" w:hAnsi="Calibri Light" w:cs="Calibri Light" w:eastAsia="Calibri Light"/>
+                <w:sz w:val="22"/>
+                <w:szCs w:val="22"/>
+                <w:lang w:val="sr-Latn-RS"/>
+              </w:rPr>
+            </w:pPr>
           </w:p>
         </w:tc>
         <w:tc>
           <w:tcPr>
-            <w:tcW w:w="6200" w:type="dxa"/>
-            <w:gridSpan w:val="2"/>
+            <w:tcW w:w="3600" w:type="dxa"/>
+            <w:tcBorders>
+              <w:top w:val="nil"/>
+              <w:left w:val="nil"/>
+              <w:bottom w:val="nil"/>
+              <w:right w:val="nil"/>
+            </w:tcBorders>
+            <w:vAlign w:val="top"/>
           </w:tcPr>
           <w:p>
             <w:pPr>
-              <w:jc w:val="both"/>
-              <w:rPr>
-                <w:rFonts w:ascii="Calibri Light" w:hAnsi="Calibri Light" w:cs="Calibri Light"/>
-                <w:sz w:val="22"/>
-                <w:szCs w:val="22"/>
-                <w:lang w:val="pl-PL"/>
+              <w:spacing w:before="0" w:after="0" w:line="240" w:lineRule="auto"/>
+              <w:jc w:val="center"/>
+              <w:rPr>
+                <w:rFonts w:ascii="Calibri Light" w:hAnsi="Calibri Light" w:cs="Calibri Light" w:eastAsia="Calibri Light"/>
+                <w:sz w:val="22"/>
+                <w:szCs w:val="22"/>
+                <w:lang w:val="sr-Latn-RS"/>
               </w:rPr>
             </w:pPr>
             <w:r>
               <w:rPr>
-                <w:rFonts w:ascii="Calibri Light" w:hAnsi="Calibri Light" w:cs="Calibri Light"/>
-                <w:sz w:val="22"/>
-                <w:szCs w:val="22"/>
-                <w:lang w:val="pl-PL"/>
-              </w:rPr>
-            </w:r>
-          </w:p>
-        </w:tc>
-      </w:tr>
-      <w:tr>
-        <w:tc>
-          <w:tcPr>
-            <w:tcW w:w="4788" w:type="dxa"/>
-            <w:gridSpan w:val="2"/>
-            <w:vAlign w:val="center"/>
-          </w:tcPr>
-          <w:p>
-            <w:pPr>
-              <w:jc w:val="center"/>
-              <w:rPr>
-                <w:rFonts w:ascii="Calibri Light" w:hAnsi="Calibri Light" w:cs="Calibri Light"/>
-                <w:color w:val="000000" w:themeColor="text1"/>
-                <w:sz w:val="22"/>
-                <w:szCs w:val="22"/>
-                <w:lang w:val="pl-PL"/>
-              </w:rPr>
-            </w:pPr>
-            <w:r>
-              <w:rPr>
-                <w:rFonts w:ascii="Calibri Light" w:hAnsi="Calibri Light" w:cs="Calibri Light"/>
-                <w:color w:val="000000" w:themeColor="text1"/>
-                <w:sz w:val="22"/>
-                <w:szCs w:val="22"/>
-                <w:lang w:val="pl-PL"/>
-              </w:rPr>
-              <w:t>Slučaj, odnosno razlog izvršene obuke</w:t>
-            </w:r>
-          </w:p>
-          <w:p>
-            <w:pPr>
-              <w:jc w:val="center"/>
-              <w:rPr>
-                <w:rFonts w:ascii="Calibri Light" w:hAnsi="Calibri Light" w:cs="Calibri Light"/>
-                <w:color w:val="000000" w:themeColor="text1"/>
-                <w:sz w:val="22"/>
-                <w:szCs w:val="22"/>
-                <w:lang w:val="pl-PL"/>
-              </w:rPr>
-            </w:pPr>
-            <w:r>
-              <w:rPr>
-                <w:rFonts w:ascii="Calibri Light" w:hAnsi="Calibri Light" w:cs="Calibri Light"/>
-                <w:color w:val="000000" w:themeColor="text1"/>
-                <w:sz w:val="22"/>
-                <w:szCs w:val="22"/>
-                <w:lang w:val="pl-PL"/>
-              </w:rPr>
-              <w:t>za bezbedan i zdrav rad</w:t>
+                <w:rFonts w:ascii="Calibri Light" w:hAnsi="Calibri Light" w:cs="Calibri Light" w:eastAsia="Calibri Light"/>
+                <w:sz w:val="22"/>
+                <w:szCs w:val="22"/>
+                <w:lang w:val="sr-Latn-RS"/>
+              </w:rPr>
+              <w:t xml:space="preserve">Adresa sedišta poslodavca</w:t>
             </w:r>
           </w:p>
         </w:tc>
         <w:tc>
           <w:tcPr>
-            <w:tcW w:w="6200" w:type="dxa"/>
-            <w:gridSpan w:val="2"/>
+            <w:tcW w:w="340" w:type="dxa"/>
+            <w:tcBorders>
+              <w:top w:val="nil"/>
+              <w:left w:val="nil"/>
+              <w:bottom w:val="nil"/>
+              <w:right w:val="nil"/>
+            </w:tcBorders>
             <w:vAlign w:val="center"/>
           </w:tcPr>
           <w:p>
-            <w:r/>
-          </w:p>
-        </w:tc>
-      </w:tr>
-      <w:tr>
-        <w:tc>
-          <w:tcPr>
-            <w:tcW w:w="4788" w:type="dxa"/>
-            <w:gridSpan w:val="2"/>
-            <w:vAlign w:val="center"/>
-          </w:tcPr>
-          <w:p>
-            <w:pPr>
-              <w:jc w:val="center"/>
-              <w:rPr>
-                <w:rFonts w:ascii="Calibri Light" w:hAnsi="Calibri Light" w:cs="Calibri Light"/>
-                <w:color w:val="000000" w:themeColor="text1"/>
-                <w:sz w:val="22"/>
-                <w:szCs w:val="22"/>
-                <w:lang w:val="pl-PL"/>
-              </w:rPr>
-            </w:pPr>
-            <w:r>
-              <w:rPr>
-                <w:rFonts w:ascii="Calibri Light" w:hAnsi="Calibri Light" w:cs="Calibri Light"/>
-                <w:color w:val="000000" w:themeColor="text1"/>
-                <w:sz w:val="22"/>
-                <w:szCs w:val="22"/>
-                <w:lang w:val="pl-PL"/>
-              </w:rPr>
-              <w:t>Datum obuke za bezbedan i zdrav rad</w:t>
-            </w:r>
+            <w:pPr>
+              <w:spacing w:before="0" w:after="0" w:line="240" w:lineRule="auto"/>
+              <w:jc w:val="left"/>
+              <w:rPr>
+                <w:rFonts w:ascii="Calibri Light" w:hAnsi="Calibri Light" w:cs="Calibri Light" w:eastAsia="Calibri Light"/>
+                <w:sz w:val="22"/>
+                <w:szCs w:val="22"/>
+                <w:lang w:val="sr-Latn-RS"/>
+              </w:rPr>
+            </w:pPr>
           </w:p>
         </w:tc>
         <w:tc>
           <w:tcPr>
-            <w:tcW w:w="6200" w:type="dxa"/>
-            <w:gridSpan w:val="2"/>
-            <w:vAlign w:val="center"/>
+            <w:tcW w:w="2392" w:type="dxa"/>
+            <w:tcBorders>
+              <w:top w:val="nil"/>
+              <w:left w:val="nil"/>
+              <w:bottom w:val="nil"/>
+              <w:right w:val="nil"/>
+            </w:tcBorders>
+            <w:vAlign w:val="top"/>
           </w:tcPr>
           <w:p>
             <w:pPr>
+              <w:spacing w:before="0" w:after="0" w:line="240" w:lineRule="auto"/>
               <w:jc w:val="center"/>
               <w:rPr>
-                <w:rFonts w:ascii="Calibri Light" w:hAnsi="Calibri Light" w:cs="Calibri Light"/>
-                <w:color w:val="000000" w:themeColor="text1"/>
-                <w:sz w:val="22"/>
-                <w:szCs w:val="22"/>
-                <w:lang w:val="pl-PL"/>
+                <w:rFonts w:ascii="Calibri Light" w:hAnsi="Calibri Light" w:cs="Calibri Light" w:eastAsia="Calibri Light"/>
+                <w:sz w:val="22"/>
+                <w:szCs w:val="22"/>
+                <w:lang w:val="sr-Latn-RS"/>
               </w:rPr>
             </w:pPr>
             <w:r>
               <w:rPr>
-                <w:rFonts w:ascii="Calibri Light" w:hAnsi="Calibri Light" w:cs="Calibri Light"/>
-                <w:color w:val="000000" w:themeColor="text1"/>
-                <w:sz w:val="22"/>
-                <w:szCs w:val="22"/>
-                <w:lang w:val="pl-PL"/>
-              </w:rPr>
-              <w:t>Datum provere obučenosti za bezbedan i zdrav rad</w:t>
-            </w:r>
-          </w:p>
-        </w:tc>
-      </w:tr>
-      <w:tr>
-        <w:tc>
-          <w:tcPr>
-            <w:tcW w:w="2268" w:type="dxa"/>
-            <w:vAlign w:val="center"/>
-          </w:tcPr>
-          <w:p>
-            <w:pPr>
-              <w:jc w:val="center"/>
-              <w:rPr>
-                <w:rFonts w:ascii="Calibri Light" w:hAnsi="Calibri Light" w:cs="Calibri Light"/>
-                <w:b/>
-                <w:color w:val="000000" w:themeColor="text1"/>
-                <w:sz w:val="22"/>
-                <w:szCs w:val="22"/>
-                <w:lang w:val="pl-PL"/>
-              </w:rPr>
-            </w:pPr>
-            <w:r>
-              <w:rPr>
-                <w:rFonts w:ascii="Calibri Light" w:hAnsi="Calibri Light" w:cs="Calibri Light"/>
-                <w:b/>
-                <w:color w:val="000000" w:themeColor="text1"/>
-                <w:sz w:val="22"/>
-                <w:szCs w:val="22"/>
-                <w:lang w:val="pl-PL"/>
-              </w:rPr>
-              <w:t>teorijske</w:t>
-            </w:r>
-          </w:p>
-        </w:tc>
-        <w:tc>
-          <w:tcPr>
-            <w:tcW w:w="2520" w:type="dxa"/>
-            <w:vAlign w:val="center"/>
-          </w:tcPr>
-          <w:p>
-            <w:pPr>
-              <w:jc w:val="center"/>
-              <w:rPr>
-                <w:rFonts w:ascii="Calibri Light" w:hAnsi="Calibri Light" w:cs="Calibri Light"/>
-                <w:b/>
-                <w:color w:val="000000" w:themeColor="text1"/>
-                <w:sz w:val="22"/>
-                <w:szCs w:val="22"/>
-                <w:lang w:val="pl-PL"/>
-              </w:rPr>
-            </w:pPr>
-            <w:r>
-              <w:rPr>
-                <w:rFonts w:ascii="Calibri Light" w:hAnsi="Calibri Light" w:cs="Calibri Light"/>
-                <w:b/>
-                <w:color w:val="000000" w:themeColor="text1"/>
-                <w:sz w:val="22"/>
-                <w:szCs w:val="22"/>
-                <w:lang w:val="pl-PL"/>
-              </w:rPr>
-              <w:t>praktične</w:t>
-            </w:r>
-          </w:p>
-        </w:tc>
-        <w:tc>
-          <w:tcPr>
-            <w:tcW w:w="3060" w:type="dxa"/>
-            <w:vAlign w:val="center"/>
-          </w:tcPr>
-          <w:p>
-            <w:pPr>
-              <w:jc w:val="center"/>
-              <w:rPr>
-                <w:rFonts w:ascii="Calibri Light" w:hAnsi="Calibri Light" w:cs="Calibri Light"/>
-                <w:b/>
-                <w:color w:val="000000" w:themeColor="text1"/>
-                <w:sz w:val="22"/>
-                <w:szCs w:val="22"/>
-                <w:lang w:val="pl-PL"/>
-              </w:rPr>
-            </w:pPr>
-            <w:r>
-              <w:rPr>
-                <w:rFonts w:ascii="Calibri Light" w:hAnsi="Calibri Light" w:cs="Calibri Light"/>
-                <w:b/>
-                <w:color w:val="000000" w:themeColor="text1"/>
-                <w:sz w:val="22"/>
-                <w:szCs w:val="22"/>
-                <w:lang w:val="pl-PL"/>
-              </w:rPr>
-              <w:t>teorijske</w:t>
-            </w:r>
-          </w:p>
-        </w:tc>
-        <w:tc>
-          <w:tcPr>
-            <w:tcW w:w="3140" w:type="dxa"/>
-            <w:vAlign w:val="center"/>
-          </w:tcPr>
-          <w:p>
-            <w:pPr>
-              <w:jc w:val="center"/>
-              <w:rPr>
-                <w:rFonts w:ascii="Calibri Light" w:hAnsi="Calibri Light" w:cs="Calibri Light"/>
-                <w:b/>
-                <w:color w:val="000000" w:themeColor="text1"/>
-                <w:sz w:val="22"/>
-                <w:szCs w:val="22"/>
-                <w:lang w:val="pl-PL"/>
-              </w:rPr>
-            </w:pPr>
-            <w:r>
-              <w:rPr>
-                <w:rFonts w:ascii="Calibri Light" w:hAnsi="Calibri Light" w:cs="Calibri Light"/>
-                <w:b/>
-                <w:color w:val="000000" w:themeColor="text1"/>
-                <w:sz w:val="22"/>
-                <w:szCs w:val="22"/>
-                <w:lang w:val="pl-PL"/>
-              </w:rPr>
-              <w:t>praktične</w:t>
-            </w:r>
-          </w:p>
-        </w:tc>
-      </w:tr>
-      <w:tr>
-        <w:tc>
-          <w:tcPr>
-            <w:tcW w:w="2268" w:type="dxa"/>
-            <w:vAlign w:val="center"/>
-          </w:tcPr>
-          <w:p/>
-        </w:tc>
-        <w:tc>
-          <w:tcPr>
-            <w:tcW w:w="2520" w:type="dxa"/>
-          </w:tcPr>
-          <w:p/>
-        </w:tc>
-        <w:tc>
-          <w:tcPr>
-            <w:tcW w:w="3060" w:type="dxa"/>
-          </w:tcPr>
-          <w:p/>
-        </w:tc>
-        <w:tc>
-          <w:tcPr>
-            <w:tcW w:w="3140" w:type="dxa"/>
-          </w:tcPr>
-          <w:p/>
-        </w:tc>
-      </w:tr>
-      <w:tr>
-        <w:tc>
-          <w:tcPr>
-            <w:tcW w:w="4788" w:type="dxa"/>
-            <w:gridSpan w:val="2"/>
-            <w:vAlign w:val="center"/>
-          </w:tcPr>
-          <w:p>
-            <w:pPr>
-              <w:jc w:val="center"/>
-              <w:rPr>
-                <w:rFonts w:ascii="Calibri Light" w:hAnsi="Calibri Light" w:cs="Calibri Light"/>
-                <w:b/>
-                <w:color w:val="000000" w:themeColor="text1"/>
-                <w:sz w:val="22"/>
-                <w:szCs w:val="22"/>
-              </w:rPr>
-            </w:pPr>
-            <w:r>
-              <w:rPr>
-                <w:rFonts w:ascii="Calibri Light" w:hAnsi="Calibri Light" w:cs="Calibri Light"/>
-                <w:b/>
-                <w:color w:val="000000" w:themeColor="text1"/>
-                <w:sz w:val="22"/>
-                <w:szCs w:val="22"/>
-              </w:rPr>
-              <w:t>Naziv lične zaštitne opreme (ako je korišćenje LZO utvrđeno aktom o proceni rizika)</w:t>
-            </w:r>
-          </w:p>
-        </w:tc>
-        <w:tc>
-          <w:tcPr>
-            <w:tcW w:w="6200" w:type="dxa"/>
-            <w:gridSpan w:val="2"/>
-          </w:tcPr>
-          <w:p>
-            <w:pPr>
-              <w:jc w:val="center"/>
-              <w:rPr>
-                <w:rFonts w:ascii="Calibri Light" w:hAnsi="Calibri Light" w:cs="Calibri Light"/>
-                <w:b/>
-                <w:sz w:val="22"/>
-                <w:szCs w:val="22"/>
-              </w:rPr>
-            </w:pPr>
-            <w:r>
-              <w:rPr>
-                <w:rFonts w:ascii="Calibri Light" w:hAnsi="Calibri Light" w:cs="Calibri Light"/>
-                <w:b/>
-                <w:sz w:val="22"/>
-                <w:szCs w:val="22"/>
-              </w:rPr>
-              <w:t>Datum obuke za pravilno korišćenje lične zaštitne opreme</w:t>
-            </w:r>
-          </w:p>
-        </w:tc>
-      </w:tr>
-      <w:tr>
-        <w:tc>
-          <w:tcPr>
-            <w:tcW w:w="4788" w:type="dxa"/>
-            <w:gridSpan w:val="2"/>
-          </w:tcPr>
-          <w:p>
-            <w:pPr>
-              <w:jc w:val="center"/>
-              <w:rPr>
-                <w:rFonts w:ascii="Calibri Light" w:hAnsi="Calibri Light" w:cs="Calibri Light"/>
-                <w:color w:val="000000" w:themeColor="text1"/>
-                <w:sz w:val="22"/>
-                <w:szCs w:val="22"/>
-                <w:lang w:val="pl-PL"/>
-              </w:rPr>
-            </w:pPr>
-            <w:r>
-              <w:rPr>
-                <w:rFonts w:ascii="Calibri Light" w:hAnsi="Calibri Light" w:cs="Calibri Light"/>
-                <w:color w:val="000000" w:themeColor="text1"/>
-                <w:sz w:val="22"/>
-                <w:szCs w:val="22"/>
-                <w:lang w:val="pl-PL"/>
-              </w:rPr>
-              <w:t>Opasnosti, odnosno štetnosti sa  kojima je zaposleni upoznat prilikom obuke za bezbedan i zdrav rad</w:t>
-            </w:r>
-          </w:p>
-        </w:tc>
-        <w:tc>
-          <w:tcPr>
-            <w:tcW w:w="6200" w:type="dxa"/>
-            <w:gridSpan w:val="2"/>
-          </w:tcPr>
-          <w:p>
-            <w:pPr>
-              <w:rPr>
-                <w:rFonts w:ascii="Calibri Light" w:hAnsi="Calibri Light" w:cs="Calibri Light"/>
-                <w:sz w:val="22"/>
-                <w:szCs w:val="22"/>
-                <w:lang w:val="pl-PL"/>
-              </w:rPr>
-            </w:pPr>
-            <w:r>
-              <w:rPr>
-                <w:rFonts w:ascii="Calibri Light" w:hAnsi="Calibri Light" w:cs="Calibri Light"/>
-                <w:sz w:val="22"/>
-                <w:szCs w:val="22"/>
-                <w:lang w:val="pl-PL"/>
-              </w:rPr>
-            </w:r>
-          </w:p>
-        </w:tc>
-      </w:tr>
-      <w:tr>
-        <w:tc>
-          <w:tcPr>
-            <w:tcW w:w="4788" w:type="dxa"/>
-            <w:gridSpan w:val="2"/>
-          </w:tcPr>
-          <w:p>
-            <w:pPr>
-              <w:jc w:val="center"/>
-              <w:rPr>
-                <w:rFonts w:ascii="Calibri Light" w:hAnsi="Calibri Light" w:cs="Calibri Light"/>
-                <w:color w:val="000000" w:themeColor="text1"/>
-                <w:sz w:val="22"/>
-                <w:szCs w:val="22"/>
-                <w:lang w:val="pl-PL"/>
-              </w:rPr>
-            </w:pPr>
-            <w:r>
-              <w:rPr>
-                <w:rFonts w:ascii="Calibri Light" w:hAnsi="Calibri Light" w:cs="Calibri Light"/>
-                <w:color w:val="000000" w:themeColor="text1"/>
-                <w:sz w:val="22"/>
-                <w:szCs w:val="22"/>
-                <w:lang w:val="pl-PL"/>
-              </w:rPr>
-              <w:lastRenderedPageBreak/>
-              <w:t>Konkretne mere za bezbedan i zdrav rad na tom radnom mestu</w:t>
-            </w:r>
-          </w:p>
-        </w:tc>
-        <w:tc>
-          <w:tcPr>
-            <w:tcW w:w="6200" w:type="dxa"/>
-            <w:gridSpan w:val="2"/>
-          </w:tcPr>
-          <w:p>
-            <w:pPr>
-              <w:jc w:val="both"/>
-              <w:rPr>
-                <w:rFonts w:ascii="Calibri Light" w:hAnsi="Calibri Light" w:cs="Calibri Light"/>
-                <w:sz w:val="22"/>
-                <w:szCs w:val="22"/>
-                <w:lang w:val="pl-PL"/>
-              </w:rPr>
-            </w:pPr>
-            <w:r>
-              <w:rPr>
-                <w:rFonts w:ascii="Calibri Light" w:hAnsi="Calibri Light" w:cs="Calibri Light"/>
-                <w:sz w:val="22"/>
-                <w:szCs w:val="22"/>
-                <w:lang w:val="pl-PL"/>
-              </w:rPr>
-            </w:r>
-          </w:p>
-        </w:tc>
-      </w:tr>
-      <w:tr>
-        <w:tc>
-          <w:tcPr>
-            <w:tcW w:w="4788" w:type="dxa"/>
-            <w:gridSpan w:val="2"/>
-          </w:tcPr>
-          <w:p>
-            <w:pPr>
-              <w:jc w:val="center"/>
-              <w:rPr>
-                <w:rFonts w:ascii="Calibri Light" w:hAnsi="Calibri Light" w:cs="Calibri Light"/>
-                <w:color w:val="000000" w:themeColor="text1"/>
-                <w:sz w:val="22"/>
-                <w:szCs w:val="22"/>
-                <w:lang w:val="pl-PL"/>
-              </w:rPr>
-            </w:pPr>
-            <w:r>
-              <w:rPr>
-                <w:rFonts w:ascii="Calibri Light" w:hAnsi="Calibri Light" w:cs="Calibri Light"/>
-                <w:color w:val="000000" w:themeColor="text1"/>
-                <w:sz w:val="22"/>
-                <w:szCs w:val="22"/>
-                <w:lang w:val="pl-PL"/>
-              </w:rPr>
-              <w:lastRenderedPageBreak/>
-              <w:t>Nazivi radnih mesta koja rukovodilac prati i kontroliše</w:t>
-            </w:r>
-          </w:p>
-        </w:tc>
-        <w:tc>
-          <w:tcPr>
-            <w:tcW w:w="6200" w:type="dxa"/>
-            <w:gridSpan w:val="2"/>
-          </w:tcPr>
-          <w:p>
-            <w:r/>
-          </w:p>
-        </w:tc>
-      </w:tr>
-      <w:tr>
-        <w:tc>
-          <w:tcPr>
-            <w:tcW w:w="4788" w:type="dxa"/>
-            <w:gridSpan w:val="2"/>
-          </w:tcPr>
-          <w:p>
-            <w:pPr>
-              <w:jc w:val="center"/>
-              <w:rPr>
-                <w:rFonts w:ascii="Calibri Light" w:hAnsi="Calibri Light" w:cs="Calibri Light"/>
-                <w:color w:val="000000" w:themeColor="text1"/>
-                <w:sz w:val="22"/>
-                <w:szCs w:val="22"/>
-                <w:lang w:val="pl-PL"/>
-              </w:rPr>
-            </w:pPr>
-            <w:r>
-              <w:rPr>
-                <w:rFonts w:ascii="Calibri Light" w:hAnsi="Calibri Light" w:cs="Calibri Light"/>
-                <w:color w:val="000000" w:themeColor="text1"/>
-                <w:sz w:val="22"/>
-                <w:szCs w:val="22"/>
-                <w:lang w:val="pl-PL"/>
-              </w:rPr>
-              <w:t>Obaveštenja, uputstva ili instrukcije sa kojima je zaposleni upoznat radi obavljanja procesa rada na bezbedan način</w:t>
-            </w:r>
-          </w:p>
-        </w:tc>
-        <w:tc>
-          <w:tcPr>
-            <w:tcW w:w="6200" w:type="dxa"/>
-            <w:gridSpan w:val="2"/>
-          </w:tcPr>
-          <w:p>
-            <w:pPr>
-              <w:rPr>
-                <w:rFonts w:ascii="Calibri Light" w:hAnsi="Calibri Light" w:cs="Calibri Light"/>
-                <w:sz w:val="22"/>
-                <w:szCs w:val="22"/>
-                <w:lang w:val="pl-PL"/>
-              </w:rPr>
-            </w:pPr>
-            <w:r>
-              <w:rPr>
-                <w:rFonts w:ascii="Calibri Light" w:hAnsi="Calibri Light" w:cs="Calibri Light"/>
-                <w:sz w:val="22"/>
-                <w:szCs w:val="22"/>
-                <w:lang w:val="pl-PL"/>
-              </w:rPr>
+                <w:rFonts w:ascii="Calibri Light" w:hAnsi="Calibri Light" w:cs="Calibri Light" w:eastAsia="Calibri Light"/>
+                <w:sz w:val="22"/>
+                <w:szCs w:val="22"/>
+                <w:lang w:val="sr-Latn-RS"/>
+              </w:rPr>
+              <w:t xml:space="preserve">PIB poslodavca</w:t>
             </w:r>
           </w:p>
         </w:tc>
@@ -926,853 +370,1920 @@
     </w:tbl>
     <w:p>
       <w:pPr>
+        <w:spacing w:before="0" w:after="120" w:line="240" w:lineRule="auto"/>
+        <w:jc w:val="left"/>
         <w:rPr>
-          <w:rFonts w:ascii="Calibri Light" w:hAnsi="Calibri Light" w:cs="Calibri Light"/>
+          <w:rFonts w:ascii="Calibri Light" w:hAnsi="Calibri Light" w:cs="Calibri Light" w:eastAsia="Calibri Light"/>
           <w:sz w:val="22"/>
           <w:szCs w:val="22"/>
-          <w:lang w:val="pl-PL"/>
+          <w:lang w:val="sr-Latn-RS"/>
         </w:rPr>
       </w:pPr>
     </w:p>
+    <w:tbl>
+      <w:tblPr>
+        <w:tblW w:w="10772" w:type="dxa"/>
+        <w:tblInd w:w="0" w:type="dxa"/>
+        <w:tblBorders>
+          <w:top w:val="single" w:sz="4" w:space="0" w:color="000000"/>
+          <w:left w:val="single" w:sz="4" w:space="0" w:color="000000"/>
+          <w:bottom w:val="single" w:sz="4" w:space="0" w:color="000000"/>
+          <w:right w:val="single" w:sz="4" w:space="0" w:color="000000"/>
+          <w:insideH w:val="single" w:sz="4" w:space="0" w:color="000000"/>
+          <w:insideV w:val="single" w:sz="4" w:space="0" w:color="000000"/>
+        </w:tblBorders>
+        <w:tblLayout w:type="fixed"/>
+        <w:tblCellMar>
+          <w:left w:w="85" w:type="dxa"/>
+          <w:right w:w="85" w:type="dxa"/>
+        </w:tblCellMar>
+        <w:tblLook w:val="0000" w:firstRow="0" w:lastRow="0" w:firstColumn="0" w:lastColumn="0" w:noHBand="1" w:noVBand="1"/>
+      </w:tblPr>
+      <w:tblGrid>
+        <w:gridCol w:w="2220"/>
+        <w:gridCol w:w="2470"/>
+        <w:gridCol w:w="3000"/>
+        <w:gridCol w:w="3082"/>
+      </w:tblGrid>
+      <w:tr>
+        <w:trPr/>
+        <w:tc>
+          <w:tcPr>
+            <w:tcW w:w="4690" w:type="dxa"/>
+            <w:gridSpan w:val="2"/>
+            <w:vAlign w:val="center"/>
+          </w:tcPr>
+          <w:p>
+            <w:pPr>
+              <w:spacing w:before="0" w:after="0" w:line="240" w:lineRule="auto"/>
+              <w:jc w:val="center"/>
+              <w:rPr>
+                <w:rFonts w:ascii="Calibri Light" w:hAnsi="Calibri Light" w:cs="Calibri Light" w:eastAsia="Calibri Light"/>
+                <w:sz w:val="22"/>
+                <w:szCs w:val="22"/>
+                <w:lang w:val="sr-Latn-RS"/>
+              </w:rPr>
+            </w:pPr>
+            <w:r>
+              <w:rPr>
+                <w:rFonts w:ascii="Calibri Light" w:hAnsi="Calibri Light" w:cs="Calibri Light" w:eastAsia="Calibri Light"/>
+                <w:sz w:val="22"/>
+                <w:szCs w:val="22"/>
+                <w:lang w:val="sr-Latn-RS"/>
+              </w:rPr>
+              <w:t xml:space="preserve">Ime i prezime zaposlenog koji je obučen za bezbedan i zdrav rad i pravilno korišćenje lične zaštitne opreme</w:t>
+            </w:r>
+          </w:p>
+        </w:tc>
+        <w:tc>
+          <w:tcPr>
+            <w:tcW w:w="6082" w:type="dxa"/>
+            <w:gridSpan w:val="2"/>
+            <w:vAlign w:val="center"/>
+          </w:tcPr>
+          <w:p>
+            <w:pPr>
+              <w:spacing w:before="0" w:after="0" w:line="240" w:lineRule="auto"/>
+              <w:jc w:val="center"/>
+              <w:rPr>
+                <w:rFonts w:ascii="Calibri Light" w:hAnsi="Calibri Light" w:cs="Calibri Light" w:eastAsia="Calibri Light"/>
+                <w:b/>
+                <w:bCs/>
+                <w:sz w:val="22"/>
+                <w:szCs w:val="22"/>
+                <w:lang w:val="sr-Latn-RS"/>
+              </w:rPr>
+            </w:pPr>
+            <w:r>
+              <w:rPr>
+                <w:rFonts w:ascii="Calibri Light" w:hAnsi="Calibri Light" w:cs="Calibri Light" w:eastAsia="Calibri Light"/>
+                <w:b/>
+                <w:bCs/>
+                <w:sz w:val="22"/>
+                <w:szCs w:val="22"/>
+                <w:lang w:val="sr-Latn-RS"/>
+              </w:rPr>
+              <w:t xml:space="preserve">{{ employee.full_name }}</w:t>
+            </w:r>
+          </w:p>
+        </w:tc>
+      </w:tr>
+      <w:tr>
+        <w:trPr/>
+        <w:tc>
+          <w:tcPr>
+            <w:tcW w:w="4690" w:type="dxa"/>
+            <w:gridSpan w:val="2"/>
+            <w:vAlign w:val="center"/>
+          </w:tcPr>
+          <w:p>
+            <w:pPr>
+              <w:spacing w:before="0" w:after="0" w:line="240" w:lineRule="auto"/>
+              <w:jc w:val="center"/>
+              <w:rPr>
+                <w:rFonts w:ascii="Calibri Light" w:hAnsi="Calibri Light" w:cs="Calibri Light" w:eastAsia="Calibri Light"/>
+                <w:sz w:val="22"/>
+                <w:szCs w:val="22"/>
+                <w:lang w:val="sr-Latn-RS"/>
+              </w:rPr>
+            </w:pPr>
+            <w:r>
+              <w:rPr>
+                <w:rFonts w:ascii="Calibri Light" w:hAnsi="Calibri Light" w:cs="Calibri Light" w:eastAsia="Calibri Light"/>
+                <w:sz w:val="22"/>
+                <w:szCs w:val="22"/>
+                <w:lang w:val="sr-Latn-RS"/>
+              </w:rPr>
+              <w:t xml:space="preserve">Naziv radnog mesta</w:t>
+            </w:r>
+          </w:p>
+        </w:tc>
+        <w:tc>
+          <w:tcPr>
+            <w:tcW w:w="6082" w:type="dxa"/>
+            <w:gridSpan w:val="2"/>
+            <w:vAlign w:val="center"/>
+          </w:tcPr>
+          <w:p>
+            <w:pPr>
+              <w:spacing w:before="0" w:after="0" w:line="240" w:lineRule="auto"/>
+              <w:jc w:val="center"/>
+              <w:rPr>
+                <w:rFonts w:ascii="Calibri Light" w:hAnsi="Calibri Light" w:cs="Calibri Light" w:eastAsia="Calibri Light"/>
+                <w:b/>
+                <w:bCs/>
+                <w:sz w:val="22"/>
+                <w:szCs w:val="22"/>
+                <w:lang w:val="sr-Latn-RS"/>
+              </w:rPr>
+            </w:pPr>
+            <w:r>
+              <w:rPr>
+                <w:rFonts w:ascii="Calibri Light" w:hAnsi="Calibri Light" w:cs="Calibri Light" w:eastAsia="Calibri Light"/>
+                <w:b/>
+                <w:bCs/>
+                <w:sz w:val="22"/>
+                <w:szCs w:val="22"/>
+                <w:lang w:val="sr-Latn-RS"/>
+              </w:rPr>
+              <w:t xml:space="preserve">{{ role.name }}</w:t>
+            </w:r>
+          </w:p>
+        </w:tc>
+      </w:tr>
+      <w:tr>
+        <w:trPr/>
+        <w:tc>
+          <w:tcPr>
+            <w:tcW w:w="4690" w:type="dxa"/>
+            <w:gridSpan w:val="2"/>
+            <w:vAlign w:val="center"/>
+          </w:tcPr>
+          <w:p>
+            <w:pPr>
+              <w:spacing w:before="0" w:after="0" w:line="240" w:lineRule="auto"/>
+              <w:jc w:val="center"/>
+              <w:rPr>
+                <w:rFonts w:ascii="Calibri Light" w:hAnsi="Calibri Light" w:cs="Calibri Light" w:eastAsia="Calibri Light"/>
+                <w:sz w:val="22"/>
+                <w:szCs w:val="22"/>
+                <w:lang w:val="sr-Latn-RS"/>
+              </w:rPr>
+            </w:pPr>
+            <w:r>
+              <w:rPr>
+                <w:rFonts w:ascii="Calibri Light" w:hAnsi="Calibri Light" w:cs="Calibri Light" w:eastAsia="Calibri Light"/>
+                <w:sz w:val="22"/>
+                <w:szCs w:val="22"/>
+                <w:lang w:val="sr-Latn-RS"/>
+              </w:rPr>
+              <w:t xml:space="preserve">Opis poslova na tom radnom mestu</w:t>
+            </w:r>
+          </w:p>
+        </w:tc>
+        <w:tc>
+          <w:tcPr>
+            <w:tcW w:w="6082" w:type="dxa"/>
+            <w:gridSpan w:val="2"/>
+            <w:vAlign w:val="center"/>
+          </w:tcPr>
+          <w:p>
+            <w:pPr>
+              <w:spacing w:before="0" w:after="0" w:line="240" w:lineRule="auto"/>
+              <w:jc w:val="left"/>
+              <w:rPr>
+                <w:rFonts w:ascii="Calibri Light" w:hAnsi="Calibri Light" w:cs="Calibri Light" w:eastAsia="Calibri Light"/>
+                <w:sz w:val="22"/>
+                <w:szCs w:val="22"/>
+                <w:lang w:val="sr-Latn-RS"/>
+              </w:rPr>
+            </w:pPr>
+            <w:r>
+              <w:rPr>
+                <w:rFonts w:ascii="Calibri Light" w:hAnsi="Calibri Light" w:cs="Calibri Light" w:eastAsia="Calibri Light"/>
+                <w:sz w:val="22"/>
+                <w:szCs w:val="22"/>
+                <w:lang w:val="sr-Latn-RS"/>
+              </w:rPr>
+              <w:t xml:space="preserve">{{ role.description }}</w:t>
+            </w:r>
+          </w:p>
+        </w:tc>
+      </w:tr>
+      <w:tr>
+        <w:trPr/>
+        <w:tc>
+          <w:tcPr>
+            <w:tcW w:w="4690" w:type="dxa"/>
+            <w:gridSpan w:val="2"/>
+            <w:vAlign w:val="center"/>
+          </w:tcPr>
+          <w:p>
+            <w:pPr>
+              <w:spacing w:before="0" w:after="0" w:line="240" w:lineRule="auto"/>
+              <w:jc w:val="center"/>
+              <w:rPr>
+                <w:rFonts w:ascii="Calibri Light" w:hAnsi="Calibri Light" w:cs="Calibri Light" w:eastAsia="Calibri Light"/>
+                <w:sz w:val="22"/>
+                <w:szCs w:val="22"/>
+                <w:lang w:val="sr-Latn-RS"/>
+              </w:rPr>
+            </w:pPr>
+            <w:r>
+              <w:rPr>
+                <w:rFonts w:ascii="Calibri Light" w:hAnsi="Calibri Light" w:cs="Calibri Light" w:eastAsia="Calibri Light"/>
+                <w:sz w:val="22"/>
+                <w:szCs w:val="22"/>
+                <w:lang w:val="sr-Latn-RS"/>
+              </w:rPr>
+              <w:t xml:space="preserve">Slučaj, odnosno razlog izvršene obuke za bezbedan i zdrav rad</w:t>
+            </w:r>
+          </w:p>
+        </w:tc>
+        <w:tc>
+          <w:tcPr>
+            <w:tcW w:w="6082" w:type="dxa"/>
+            <w:gridSpan w:val="2"/>
+            <w:vAlign w:val="center"/>
+          </w:tcPr>
+          <w:p>
+            <w:pPr>
+              <w:spacing w:before="0" w:after="0" w:line="240" w:lineRule="auto"/>
+              <w:jc w:val="center"/>
+              <w:rPr>
+                <w:rFonts w:ascii="Calibri Light" w:hAnsi="Calibri Light" w:cs="Calibri Light" w:eastAsia="Calibri Light"/>
+                <w:b/>
+                <w:bCs/>
+                <w:sz w:val="22"/>
+                <w:szCs w:val="22"/>
+                <w:lang w:val="sr-Latn-RS"/>
+              </w:rPr>
+            </w:pPr>
+            <w:r>
+              <w:rPr>
+                <w:rFonts w:ascii="Calibri Light" w:hAnsi="Calibri Light" w:cs="Calibri Light" w:eastAsia="Calibri Light"/>
+                <w:b/>
+                <w:bCs/>
+                <w:sz w:val="22"/>
+                <w:szCs w:val="22"/>
+                <w:lang w:val="sr-Latn-RS"/>
+              </w:rPr>
+              <w:t xml:space="preserve">{{ training.reason_code }}</w:t>
+            </w:r>
+          </w:p>
+        </w:tc>
+      </w:tr>
+      <w:tr>
+        <w:trPr>
+          <w:cantSplit/>
+        </w:trPr>
+        <w:tc>
+          <w:tcPr>
+            <w:tcW w:w="4690" w:type="dxa"/>
+            <w:gridSpan w:val="2"/>
+            <w:vAlign w:val="center"/>
+          </w:tcPr>
+          <w:p>
+            <w:pPr>
+              <w:spacing w:before="0" w:after="0" w:line="240" w:lineRule="auto"/>
+              <w:jc w:val="center"/>
+              <w:rPr>
+                <w:rFonts w:ascii="Calibri Light" w:hAnsi="Calibri Light" w:cs="Calibri Light" w:eastAsia="Calibri Light"/>
+                <w:sz w:val="22"/>
+                <w:szCs w:val="22"/>
+                <w:lang w:val="sr-Latn-RS"/>
+              </w:rPr>
+            </w:pPr>
+            <w:r>
+              <w:rPr>
+                <w:rFonts w:ascii="Calibri Light" w:hAnsi="Calibri Light" w:cs="Calibri Light" w:eastAsia="Calibri Light"/>
+                <w:sz w:val="22"/>
+                <w:szCs w:val="22"/>
+                <w:lang w:val="sr-Latn-RS"/>
+              </w:rPr>
+              <w:t xml:space="preserve">Datum obuke za bezbedan i zdrav rad</w:t>
+            </w:r>
+          </w:p>
+        </w:tc>
+        <w:tc>
+          <w:tcPr>
+            <w:tcW w:w="6082" w:type="dxa"/>
+            <w:gridSpan w:val="2"/>
+            <w:vAlign w:val="center"/>
+          </w:tcPr>
+          <w:p>
+            <w:pPr>
+              <w:spacing w:before="0" w:after="0" w:line="240" w:lineRule="auto"/>
+              <w:jc w:val="center"/>
+              <w:rPr>
+                <w:rFonts w:ascii="Calibri Light" w:hAnsi="Calibri Light" w:cs="Calibri Light" w:eastAsia="Calibri Light"/>
+                <w:sz w:val="22"/>
+                <w:szCs w:val="22"/>
+                <w:lang w:val="sr-Latn-RS"/>
+              </w:rPr>
+            </w:pPr>
+            <w:r>
+              <w:rPr>
+                <w:rFonts w:ascii="Calibri Light" w:hAnsi="Calibri Light" w:cs="Calibri Light" w:eastAsia="Calibri Light"/>
+                <w:sz w:val="22"/>
+                <w:szCs w:val="22"/>
+                <w:lang w:val="sr-Latn-RS"/>
+              </w:rPr>
+              <w:t xml:space="preserve">Datum provere obučenosti za bezbedan i zdrav rad</w:t>
+            </w:r>
+          </w:p>
+        </w:tc>
+      </w:tr>
+      <w:tr>
+        <w:trPr>
+          <w:cantSplit/>
+        </w:trPr>
+        <w:tc>
+          <w:tcPr>
+            <w:tcW w:w="2220" w:type="dxa"/>
+            <w:vAlign w:val="center"/>
+          </w:tcPr>
+          <w:p>
+            <w:pPr>
+              <w:spacing w:before="0" w:after="0" w:line="240" w:lineRule="auto"/>
+              <w:jc w:val="center"/>
+              <w:rPr>
+                <w:rFonts w:ascii="Calibri Light" w:hAnsi="Calibri Light" w:cs="Calibri Light" w:eastAsia="Calibri Light"/>
+                <w:b/>
+                <w:bCs/>
+                <w:sz w:val="22"/>
+                <w:szCs w:val="22"/>
+                <w:lang w:val="sr-Latn-RS"/>
+              </w:rPr>
+            </w:pPr>
+            <w:r>
+              <w:rPr>
+                <w:rFonts w:ascii="Calibri Light" w:hAnsi="Calibri Light" w:cs="Calibri Light" w:eastAsia="Calibri Light"/>
+                <w:b/>
+                <w:bCs/>
+                <w:sz w:val="22"/>
+                <w:szCs w:val="22"/>
+                <w:lang w:val="sr-Latn-RS"/>
+              </w:rPr>
+              <w:t xml:space="preserve">teorijske</w:t>
+            </w:r>
+          </w:p>
+        </w:tc>
+        <w:tc>
+          <w:tcPr>
+            <w:tcW w:w="2470" w:type="dxa"/>
+            <w:vAlign w:val="center"/>
+          </w:tcPr>
+          <w:p>
+            <w:pPr>
+              <w:spacing w:before="0" w:after="0" w:line="240" w:lineRule="auto"/>
+              <w:jc w:val="center"/>
+              <w:rPr>
+                <w:rFonts w:ascii="Calibri Light" w:hAnsi="Calibri Light" w:cs="Calibri Light" w:eastAsia="Calibri Light"/>
+                <w:b/>
+                <w:bCs/>
+                <w:sz w:val="22"/>
+                <w:szCs w:val="22"/>
+                <w:lang w:val="sr-Latn-RS"/>
+              </w:rPr>
+            </w:pPr>
+            <w:r>
+              <w:rPr>
+                <w:rFonts w:ascii="Calibri Light" w:hAnsi="Calibri Light" w:cs="Calibri Light" w:eastAsia="Calibri Light"/>
+                <w:b/>
+                <w:bCs/>
+                <w:sz w:val="22"/>
+                <w:szCs w:val="22"/>
+                <w:lang w:val="sr-Latn-RS"/>
+              </w:rPr>
+              <w:t xml:space="preserve">praktične</w:t>
+            </w:r>
+          </w:p>
+        </w:tc>
+        <w:tc>
+          <w:tcPr>
+            <w:tcW w:w="3000" w:type="dxa"/>
+            <w:vAlign w:val="center"/>
+          </w:tcPr>
+          <w:p>
+            <w:pPr>
+              <w:spacing w:before="0" w:after="0" w:line="240" w:lineRule="auto"/>
+              <w:jc w:val="center"/>
+              <w:rPr>
+                <w:rFonts w:ascii="Calibri Light" w:hAnsi="Calibri Light" w:cs="Calibri Light" w:eastAsia="Calibri Light"/>
+                <w:b/>
+                <w:bCs/>
+                <w:sz w:val="22"/>
+                <w:szCs w:val="22"/>
+                <w:lang w:val="sr-Latn-RS"/>
+              </w:rPr>
+            </w:pPr>
+            <w:r>
+              <w:rPr>
+                <w:rFonts w:ascii="Calibri Light" w:hAnsi="Calibri Light" w:cs="Calibri Light" w:eastAsia="Calibri Light"/>
+                <w:b/>
+                <w:bCs/>
+                <w:sz w:val="22"/>
+                <w:szCs w:val="22"/>
+                <w:lang w:val="sr-Latn-RS"/>
+              </w:rPr>
+              <w:t xml:space="preserve">teorijske</w:t>
+            </w:r>
+          </w:p>
+        </w:tc>
+        <w:tc>
+          <w:tcPr>
+            <w:tcW w:w="3082" w:type="dxa"/>
+            <w:vAlign w:val="center"/>
+          </w:tcPr>
+          <w:p>
+            <w:pPr>
+              <w:spacing w:before="0" w:after="0" w:line="240" w:lineRule="auto"/>
+              <w:jc w:val="center"/>
+              <w:rPr>
+                <w:rFonts w:ascii="Calibri Light" w:hAnsi="Calibri Light" w:cs="Calibri Light" w:eastAsia="Calibri Light"/>
+                <w:b/>
+                <w:bCs/>
+                <w:sz w:val="22"/>
+                <w:szCs w:val="22"/>
+                <w:lang w:val="sr-Latn-RS"/>
+              </w:rPr>
+            </w:pPr>
+            <w:r>
+              <w:rPr>
+                <w:rFonts w:ascii="Calibri Light" w:hAnsi="Calibri Light" w:cs="Calibri Light" w:eastAsia="Calibri Light"/>
+                <w:b/>
+                <w:bCs/>
+                <w:sz w:val="22"/>
+                <w:szCs w:val="22"/>
+                <w:lang w:val="sr-Latn-RS"/>
+              </w:rPr>
+              <w:t xml:space="preserve">praktične</w:t>
+            </w:r>
+          </w:p>
+        </w:tc>
+      </w:tr>
+      <w:tr>
+        <w:trPr>
+          <w:cantSplit/>
+          <w:trHeight w:val="340"/>
+        </w:trPr>
+        <w:tc>
+          <w:tcPr>
+            <w:tcW w:w="2220" w:type="dxa"/>
+            <w:vAlign w:val="center"/>
+          </w:tcPr>
+          <w:p>
+            <w:pPr>
+              <w:spacing w:before="0" w:after="0" w:line="240" w:lineRule="auto"/>
+              <w:jc w:val="center"/>
+              <w:rPr>
+                <w:rFonts w:ascii="Calibri Light" w:hAnsi="Calibri Light" w:cs="Calibri Light" w:eastAsia="Calibri Light"/>
+                <w:sz w:val="22"/>
+                <w:szCs w:val="22"/>
+                <w:lang w:val="sr-Latn-RS"/>
+              </w:rPr>
+            </w:pPr>
+            <w:r>
+              <w:rPr>
+                <w:rFonts w:ascii="Calibri Light" w:hAnsi="Calibri Light" w:cs="Calibri Light" w:eastAsia="Calibri Light"/>
+                <w:sz w:val="22"/>
+                <w:szCs w:val="22"/>
+                <w:lang w:val="sr-Latn-RS"/>
+              </w:rPr>
+              <w:t xml:space="preserve">{{ training.theory_date }}</w:t>
+            </w:r>
+          </w:p>
+        </w:tc>
+        <w:tc>
+          <w:tcPr>
+            <w:tcW w:w="2470" w:type="dxa"/>
+            <w:vAlign w:val="center"/>
+          </w:tcPr>
+          <w:p>
+            <w:pPr>
+              <w:spacing w:before="0" w:after="0" w:line="240" w:lineRule="auto"/>
+              <w:jc w:val="center"/>
+              <w:rPr>
+                <w:rFonts w:ascii="Calibri Light" w:hAnsi="Calibri Light" w:cs="Calibri Light" w:eastAsia="Calibri Light"/>
+                <w:sz w:val="22"/>
+                <w:szCs w:val="22"/>
+                <w:lang w:val="sr-Latn-RS"/>
+              </w:rPr>
+            </w:pPr>
+            <w:r>
+              <w:rPr>
+                <w:rFonts w:ascii="Calibri Light" w:hAnsi="Calibri Light" w:cs="Calibri Light" w:eastAsia="Calibri Light"/>
+                <w:sz w:val="22"/>
+                <w:szCs w:val="22"/>
+                <w:lang w:val="sr-Latn-RS"/>
+              </w:rPr>
+              <w:t xml:space="preserve">{{ training.practice_date }}</w:t>
+            </w:r>
+          </w:p>
+        </w:tc>
+        <w:tc>
+          <w:tcPr>
+            <w:tcW w:w="3000" w:type="dxa"/>
+            <w:vAlign w:val="center"/>
+          </w:tcPr>
+          <w:p>
+            <w:pPr>
+              <w:spacing w:before="0" w:after="0" w:line="240" w:lineRule="auto"/>
+              <w:jc w:val="center"/>
+              <w:rPr>
+                <w:rFonts w:ascii="Calibri Light" w:hAnsi="Calibri Light" w:cs="Calibri Light" w:eastAsia="Calibri Light"/>
+                <w:sz w:val="22"/>
+                <w:szCs w:val="22"/>
+                <w:lang w:val="sr-Latn-RS"/>
+              </w:rPr>
+            </w:pPr>
+            <w:r>
+              <w:rPr>
+                <w:rFonts w:ascii="Calibri Light" w:hAnsi="Calibri Light" w:cs="Calibri Light" w:eastAsia="Calibri Light"/>
+                <w:sz w:val="22"/>
+                <w:szCs w:val="22"/>
+                <w:lang w:val="sr-Latn-RS"/>
+              </w:rPr>
+              <w:t xml:space="preserve">{{ training.theory_check_date }}</w:t>
+            </w:r>
+          </w:p>
+        </w:tc>
+        <w:tc>
+          <w:tcPr>
+            <w:tcW w:w="3082" w:type="dxa"/>
+            <w:vAlign w:val="center"/>
+          </w:tcPr>
+          <w:p>
+            <w:pPr>
+              <w:spacing w:before="0" w:after="0" w:line="240" w:lineRule="auto"/>
+              <w:jc w:val="center"/>
+              <w:rPr>
+                <w:rFonts w:ascii="Calibri Light" w:hAnsi="Calibri Light" w:cs="Calibri Light" w:eastAsia="Calibri Light"/>
+                <w:sz w:val="22"/>
+                <w:szCs w:val="22"/>
+                <w:lang w:val="sr-Latn-RS"/>
+              </w:rPr>
+            </w:pPr>
+            <w:r>
+              <w:rPr>
+                <w:rFonts w:ascii="Calibri Light" w:hAnsi="Calibri Light" w:cs="Calibri Light" w:eastAsia="Calibri Light"/>
+                <w:sz w:val="22"/>
+                <w:szCs w:val="22"/>
+                <w:lang w:val="sr-Latn-RS"/>
+              </w:rPr>
+              <w:t xml:space="preserve">{{ training.practice_check_date }}</w:t>
+            </w:r>
+          </w:p>
+        </w:tc>
+      </w:tr>
+      <w:tr>
+        <w:trPr>
+          <w:cantSplit/>
+        </w:trPr>
+        <w:tc>
+          <w:tcPr>
+            <w:tcW w:w="7690" w:type="dxa"/>
+            <w:gridSpan w:val="3"/>
+            <w:vAlign w:val="center"/>
+          </w:tcPr>
+          <w:p>
+            <w:pPr>
+              <w:spacing w:before="0" w:after="0" w:line="240" w:lineRule="auto"/>
+              <w:jc w:val="center"/>
+              <w:rPr>
+                <w:rFonts w:ascii="Calibri Light" w:hAnsi="Calibri Light" w:cs="Calibri Light" w:eastAsia="Calibri Light"/>
+                <w:b/>
+                <w:bCs/>
+                <w:sz w:val="22"/>
+                <w:szCs w:val="22"/>
+                <w:lang w:val="sr-Latn-RS"/>
+              </w:rPr>
+            </w:pPr>
+            <w:r>
+              <w:rPr>
+                <w:rFonts w:ascii="Calibri Light" w:hAnsi="Calibri Light" w:cs="Calibri Light" w:eastAsia="Calibri Light"/>
+                <w:b/>
+                <w:bCs/>
+                <w:sz w:val="22"/>
+                <w:szCs w:val="22"/>
+                <w:lang w:val="sr-Latn-RS"/>
+              </w:rPr>
+              <w:t xml:space="preserve">Naziv lične zaštitne opreme (ako je korišćenje LZO utvrđeno aktom o proceni rizika)</w:t>
+            </w:r>
+          </w:p>
+        </w:tc>
+        <w:tc>
+          <w:tcPr>
+            <w:tcW w:w="3082" w:type="dxa"/>
+            <w:vAlign w:val="center"/>
+          </w:tcPr>
+          <w:p>
+            <w:pPr>
+              <w:spacing w:before="0" w:after="0" w:line="240" w:lineRule="auto"/>
+              <w:jc w:val="center"/>
+              <w:rPr>
+                <w:rFonts w:ascii="Calibri Light" w:hAnsi="Calibri Light" w:cs="Calibri Light" w:eastAsia="Calibri Light"/>
+                <w:b/>
+                <w:bCs/>
+                <w:sz w:val="22"/>
+                <w:szCs w:val="22"/>
+                <w:lang w:val="sr-Latn-RS"/>
+              </w:rPr>
+            </w:pPr>
+            <w:r>
+              <w:rPr>
+                <w:rFonts w:ascii="Calibri Light" w:hAnsi="Calibri Light" w:cs="Calibri Light" w:eastAsia="Calibri Light"/>
+                <w:b/>
+                <w:bCs/>
+                <w:sz w:val="22"/>
+                <w:szCs w:val="22"/>
+                <w:lang w:val="sr-Latn-RS"/>
+              </w:rPr>
+              <w:t xml:space="preserve">Datum obuke za pravilno korišćenje lične zaštitne opreme</w:t>
+            </w:r>
+          </w:p>
+        </w:tc>
+      </w:tr>
+      <w:tr>
+        <w:trPr>
+          <w:cantSplit/>
+        </w:trPr>
+        <w:tc>
+          <w:tcPr>
+            <w:tcW w:w="7690" w:type="dxa"/>
+            <w:gridSpan w:val="3"/>
+            <w:vAlign w:val="center"/>
+          </w:tcPr>
+          <w:p>
+            <w:pPr>
+              <w:spacing w:before="0" w:after="0" w:line="240" w:lineRule="auto"/>
+              <w:jc w:val="left"/>
+              <w:rPr>
+                <w:rFonts w:ascii="Calibri Light" w:hAnsi="Calibri Light" w:cs="Calibri Light" w:eastAsia="Calibri Light"/>
+                <w:sz w:val="22"/>
+                <w:szCs w:val="22"/>
+                <w:lang w:val="sr-Latn-RS"/>
+              </w:rPr>
+            </w:pPr>
+            <w:r>
+              <w:rPr>
+                <w:rFonts w:ascii="Calibri Light" w:hAnsi="Calibri Light" w:cs="Calibri Light" w:eastAsia="Calibri Light"/>
+                <w:sz w:val="22"/>
+                <w:szCs w:val="22"/>
+                <w:lang w:val="sr-Latn-RS"/>
+              </w:rPr>
+              <w:t xml:space="preserve">{{ role.lzo.name }} {{ role.lzo.standard }}</w:t>
+            </w:r>
+          </w:p>
+        </w:tc>
+        <w:tc>
+          <w:tcPr>
+            <w:tcW w:w="3082" w:type="dxa"/>
+            <w:vAlign w:val="center"/>
+          </w:tcPr>
+          <w:p>
+            <w:pPr>
+              <w:spacing w:before="0" w:after="0" w:line="240" w:lineRule="auto"/>
+              <w:jc w:val="center"/>
+              <w:rPr>
+                <w:rFonts w:ascii="Calibri Light" w:hAnsi="Calibri Light" w:cs="Calibri Light" w:eastAsia="Calibri Light"/>
+                <w:sz w:val="22"/>
+                <w:szCs w:val="22"/>
+                <w:lang w:val="sr-Latn-RS"/>
+              </w:rPr>
+            </w:pPr>
+            <w:r>
+              <w:rPr>
+                <w:rFonts w:ascii="Calibri Light" w:hAnsi="Calibri Light" w:cs="Calibri Light" w:eastAsia="Calibri Light"/>
+                <w:sz w:val="22"/>
+                <w:szCs w:val="22"/>
+                <w:lang w:val="sr-Latn-RS"/>
+              </w:rPr>
+              <w:t xml:space="preserve">{{ role.lzo.training_date }}</w:t>
+            </w:r>
+          </w:p>
+        </w:tc>
+      </w:tr>
+    </w:tbl>
     <w:p>
       <w:pPr>
+        <w:spacing w:before="0" w:after="0" w:line="240" w:lineRule="auto"/>
+        <w:jc w:val="left"/>
         <w:rPr>
-          <w:rFonts w:ascii="Calibri Light" w:hAnsi="Calibri Light" w:cs="Calibri Light"/>
+          <w:rFonts w:ascii="Calibri Light" w:hAnsi="Calibri Light" w:cs="Calibri Light" w:eastAsia="Calibri Light"/>
           <w:sz w:val="22"/>
           <w:szCs w:val="22"/>
-          <w:lang w:val="pl-PL"/>
+          <w:lang w:val="sr-Latn-RS"/>
         </w:rPr>
       </w:pPr>
-    </w:p>
-    <w:p>
-      <w:pPr>
+      <w:r>
         <w:rPr>
-          <w:rFonts w:ascii="Calibri Light" w:hAnsi="Calibri Light" w:cs="Calibri Light"/>
+          <w:rFonts w:ascii="Calibri Light" w:hAnsi="Calibri Light" w:cs="Calibri Light" w:eastAsia="Calibri Light"/>
           <w:sz w:val="22"/>
           <w:szCs w:val="22"/>
-          <w:lang w:val="pl-PL"/>
+          <w:lang w:val="sr-Latn-RS"/>
+        </w:rPr>
+        <w:t xml:space="preserve">{{#if not role.has_lzo}}</w:t>
+      </w:r>
+    </w:p>
+    <w:tbl>
+      <w:tblPr>
+        <w:tblW w:w="10772" w:type="dxa"/>
+        <w:tblInd w:w="0" w:type="dxa"/>
+        <w:tblBorders>
+          <w:top w:val="single" w:sz="4" w:space="0" w:color="000000"/>
+          <w:left w:val="single" w:sz="4" w:space="0" w:color="000000"/>
+          <w:bottom w:val="single" w:sz="4" w:space="0" w:color="000000"/>
+          <w:right w:val="single" w:sz="4" w:space="0" w:color="000000"/>
+          <w:insideH w:val="single" w:sz="4" w:space="0" w:color="000000"/>
+          <w:insideV w:val="single" w:sz="4" w:space="0" w:color="000000"/>
+        </w:tblBorders>
+        <w:tblLayout w:type="fixed"/>
+        <w:tblCellMar>
+          <w:left w:w="85" w:type="dxa"/>
+          <w:right w:w="85" w:type="dxa"/>
+        </w:tblCellMar>
+        <w:tblLook w:val="0000" w:firstRow="0" w:lastRow="0" w:firstColumn="0" w:lastColumn="0" w:noHBand="1" w:noVBand="1"/>
+      </w:tblPr>
+      <w:tblGrid>
+        <w:gridCol w:w="2220"/>
+        <w:gridCol w:w="2470"/>
+        <w:gridCol w:w="3000"/>
+        <w:gridCol w:w="3082"/>
+      </w:tblGrid>
+      <w:tr>
+        <w:trPr>
+          <w:cantSplit/>
+        </w:trPr>
+        <w:tc>
+          <w:tcPr>
+            <w:tcW w:w="7690" w:type="dxa"/>
+            <w:gridSpan w:val="3"/>
+            <w:vAlign w:val="center"/>
+          </w:tcPr>
+          <w:p>
+            <w:pPr>
+              <w:spacing w:before="0" w:after="0" w:line="240" w:lineRule="auto"/>
+              <w:jc w:val="left"/>
+              <w:rPr>
+                <w:rFonts w:ascii="Calibri Light" w:hAnsi="Calibri Light" w:cs="Calibri Light" w:eastAsia="Calibri Light"/>
+                <w:sz w:val="22"/>
+                <w:szCs w:val="22"/>
+                <w:lang w:val="sr-Latn-RS"/>
+              </w:rPr>
+            </w:pPr>
+            <w:r>
+              <w:rPr>
+                <w:rFonts w:ascii="Calibri Light" w:hAnsi="Calibri Light" w:cs="Calibri Light" w:eastAsia="Calibri Light"/>
+                <w:sz w:val="22"/>
+                <w:szCs w:val="22"/>
+                <w:lang w:val="sr-Latn-RS"/>
+              </w:rPr>
+              <w:t xml:space="preserve">/</w:t>
+            </w:r>
+          </w:p>
+        </w:tc>
+        <w:tc>
+          <w:tcPr>
+            <w:tcW w:w="3082" w:type="dxa"/>
+            <w:vAlign w:val="center"/>
+          </w:tcPr>
+          <w:p>
+            <w:pPr>
+              <w:spacing w:before="0" w:after="0" w:line="240" w:lineRule="auto"/>
+              <w:jc w:val="center"/>
+              <w:rPr>
+                <w:rFonts w:ascii="Calibri Light" w:hAnsi="Calibri Light" w:cs="Calibri Light" w:eastAsia="Calibri Light"/>
+                <w:sz w:val="22"/>
+                <w:szCs w:val="22"/>
+                <w:lang w:val="sr-Latn-RS"/>
+              </w:rPr>
+            </w:pPr>
+            <w:r>
+              <w:rPr>
+                <w:rFonts w:ascii="Calibri Light" w:hAnsi="Calibri Light" w:cs="Calibri Light" w:eastAsia="Calibri Light"/>
+                <w:sz w:val="22"/>
+                <w:szCs w:val="22"/>
+                <w:lang w:val="sr-Latn-RS"/>
+              </w:rPr>
+              <w:t xml:space="preserve">/</w:t>
+            </w:r>
+          </w:p>
+        </w:tc>
+      </w:tr>
+    </w:tbl>
+    <w:p>
+      <w:pPr>
+        <w:spacing w:before="0" w:after="0" w:line="240" w:lineRule="auto"/>
+        <w:jc w:val="left"/>
+        <w:rPr>
+          <w:rFonts w:ascii="Calibri Light" w:hAnsi="Calibri Light" w:cs="Calibri Light" w:eastAsia="Calibri Light"/>
+          <w:sz w:val="22"/>
+          <w:szCs w:val="22"/>
+          <w:lang w:val="sr-Latn-RS"/>
         </w:rPr>
       </w:pPr>
       <w:r>
         <w:rPr>
-          <w:rFonts w:ascii="Calibri Light" w:hAnsi="Calibri Light" w:cs="Calibri Light"/>
+          <w:rFonts w:ascii="Calibri Light" w:hAnsi="Calibri Light" w:cs="Calibri Light" w:eastAsia="Calibri Light"/>
           <w:sz w:val="22"/>
           <w:szCs w:val="22"/>
-          <w:lang w:val="pl-PL"/>
+          <w:lang w:val="sr-Latn-RS"/>
         </w:rPr>
-        <w:t>___</w:t>
+        <w:t xml:space="preserve">{{/if}}</w:t>
       </w:r>
-      <w:r>
+    </w:p>
+    <w:tbl>
+      <w:tblPr>
+        <w:tblW w:w="10772" w:type="dxa"/>
+        <w:tblInd w:w="0" w:type="dxa"/>
+        <w:tblBorders>
+          <w:top w:val="single" w:sz="4" w:space="0" w:color="000000"/>
+          <w:left w:val="single" w:sz="4" w:space="0" w:color="000000"/>
+          <w:bottom w:val="single" w:sz="4" w:space="0" w:color="000000"/>
+          <w:right w:val="single" w:sz="4" w:space="0" w:color="000000"/>
+          <w:insideH w:val="single" w:sz="4" w:space="0" w:color="000000"/>
+          <w:insideV w:val="single" w:sz="4" w:space="0" w:color="000000"/>
+        </w:tblBorders>
+        <w:tblLayout w:type="fixed"/>
+        <w:tblCellMar>
+          <w:left w:w="85" w:type="dxa"/>
+          <w:right w:w="85" w:type="dxa"/>
+        </w:tblCellMar>
+        <w:tblLook w:val="0000" w:firstRow="0" w:lastRow="0" w:firstColumn="0" w:lastColumn="0" w:noHBand="1" w:noVBand="1"/>
+      </w:tblPr>
+      <w:tblGrid>
+        <w:gridCol w:w="2220"/>
+        <w:gridCol w:w="2470"/>
+        <w:gridCol w:w="3000"/>
+        <w:gridCol w:w="3082"/>
+      </w:tblGrid>
+      <w:tr>
+        <w:trPr/>
+        <w:tc>
+          <w:tcPr>
+            <w:tcW w:w="4690" w:type="dxa"/>
+            <w:gridSpan w:val="2"/>
+            <w:vAlign w:val="center"/>
+          </w:tcPr>
+          <w:p>
+            <w:pPr>
+              <w:spacing w:before="0" w:after="0" w:line="240" w:lineRule="auto"/>
+              <w:jc w:val="center"/>
+              <w:rPr>
+                <w:rFonts w:ascii="Calibri Light" w:hAnsi="Calibri Light" w:cs="Calibri Light" w:eastAsia="Calibri Light"/>
+                <w:sz w:val="22"/>
+                <w:szCs w:val="22"/>
+                <w:lang w:val="sr-Latn-RS"/>
+              </w:rPr>
+            </w:pPr>
+            <w:r>
+              <w:rPr>
+                <w:rFonts w:ascii="Calibri Light" w:hAnsi="Calibri Light" w:cs="Calibri Light" w:eastAsia="Calibri Light"/>
+                <w:sz w:val="22"/>
+                <w:szCs w:val="22"/>
+                <w:lang w:val="sr-Latn-RS"/>
+              </w:rPr>
+              <w:t xml:space="preserve">Opasnosti, odnosno štetnosti sa kojima je zaposleni upoznat prilikom obuke za bezbedan i zdrav rad</w:t>
+            </w:r>
+          </w:p>
+        </w:tc>
+        <w:tc>
+          <w:tcPr>
+            <w:tcW w:w="6082" w:type="dxa"/>
+            <w:gridSpan w:val="2"/>
+            <w:vAlign w:val="top"/>
+          </w:tcPr>
+          <w:p>
+            <w:pPr>
+              <w:spacing w:before="0" w:after="0" w:line="240" w:lineRule="auto"/>
+              <w:jc w:val="left"/>
+              <w:rPr>
+                <w:rFonts w:ascii="Calibri Light" w:hAnsi="Calibri Light" w:cs="Calibri Light" w:eastAsia="Calibri Light"/>
+                <w:sz w:val="22"/>
+                <w:szCs w:val="22"/>
+                <w:lang w:val="sr-Latn-RS"/>
+              </w:rPr>
+            </w:pPr>
+            <w:r>
+              <w:rPr>
+                <w:rFonts w:ascii="Calibri Light" w:hAnsi="Calibri Light" w:cs="Calibri Light" w:eastAsia="Calibri Light"/>
+                <w:sz w:val="22"/>
+                <w:szCs w:val="22"/>
+                <w:lang w:val="sr-Latn-RS"/>
+              </w:rPr>
+              <w:t xml:space="preserve">{{#each role.hazard_groups as group}}</w:t>
+            </w:r>
+          </w:p>
+          <w:p>
+            <w:pPr>
+              <w:spacing w:before="40" w:after="0" w:line="240" w:lineRule="auto"/>
+              <w:jc w:val="left"/>
+              <w:rPr>
+                <w:rFonts w:ascii="Calibri Light" w:hAnsi="Calibri Light" w:cs="Calibri Light" w:eastAsia="Calibri Light"/>
+                <w:sz w:val="22"/>
+                <w:szCs w:val="22"/>
+                <w:lang w:val="sr-Latn-RS"/>
+              </w:rPr>
+            </w:pPr>
+            <w:r>
+              <w:rPr>
+                <w:rFonts w:ascii="Calibri Light" w:hAnsi="Calibri Light" w:cs="Calibri Light" w:eastAsia="Calibri Light"/>
+                <w:sz w:val="22"/>
+                <w:szCs w:val="22"/>
+                <w:lang w:val="sr-Latn-RS"/>
+              </w:rPr>
+              <w:t xml:space="preserve">{{ group.title }}</w:t>
+            </w:r>
+            <w:r>
+              <w:rPr>
+                <w:rFonts w:ascii="Calibri Light" w:hAnsi="Calibri Light" w:cs="Calibri Light" w:eastAsia="Calibri Light"/>
+                <w:sz w:val="22"/>
+                <w:szCs w:val="22"/>
+                <w:lang w:val="sr-Latn-RS"/>
+              </w:rPr>
+              <w:t xml:space="preserve">:</w:t>
+            </w:r>
+          </w:p>
+          <w:tbl>
+            <w:tblPr>
+              <w:tblW w:w="5912" w:type="dxa"/>
+              <w:tblInd w:w="0" w:type="dxa"/>
+              <w:tblBorders>
+                <w:top w:val="nil"/>
+                <w:left w:val="nil"/>
+                <w:bottom w:val="nil"/>
+                <w:right w:val="nil"/>
+                <w:insideH w:val="nil"/>
+                <w:insideV w:val="nil"/>
+              </w:tblBorders>
+              <w:tblLayout w:type="fixed"/>
+              <w:tblCellMar>
+                <w:left w:w="0" w:type="dxa"/>
+                <w:right w:w="57" w:type="dxa"/>
+                <w:top w:w="0" w:type="dxa"/>
+                <w:bottom w:w="0" w:type="dxa"/>
+              </w:tblCellMar>
+              <w:tblLook w:val="0000" w:firstRow="0" w:lastRow="0" w:firstColumn="0" w:lastColumn="0" w:noHBand="1" w:noVBand="1"/>
+            </w:tblPr>
+            <w:tblGrid>
+              <w:gridCol w:w="480"/>
+              <w:gridCol w:w="5432"/>
+            </w:tblGrid>
+            <w:tr>
+              <w:trPr>
+                <w:cantSplit/>
+              </w:trPr>
+              <w:tc>
+                <w:tcPr>
+                  <w:tcW w:w="480" w:type="dxa"/>
+                  <w:tcBorders>
+                    <w:top w:val="nil"/>
+                    <w:left w:val="nil"/>
+                    <w:bottom w:val="nil"/>
+                    <w:right w:val="nil"/>
+                  </w:tcBorders>
+                  <w:vAlign w:val="top"/>
+                </w:tcPr>
+                <w:p>
+                  <w:pPr>
+                    <w:spacing w:before="0" w:after="0" w:line="240" w:lineRule="auto"/>
+                    <w:jc w:val="left"/>
+                    <w:rPr>
+                      <w:rFonts w:ascii="Calibri Light" w:hAnsi="Calibri Light" w:cs="Calibri Light" w:eastAsia="Calibri Light"/>
+                      <w:sz w:val="22"/>
+                      <w:szCs w:val="22"/>
+                      <w:lang w:val="sr-Latn-RS"/>
+                    </w:rPr>
+                  </w:pPr>
+                  <w:r>
+                    <w:rPr>
+                      <w:rFonts w:ascii="Calibri Light" w:hAnsi="Calibri Light" w:cs="Calibri Light" w:eastAsia="Calibri Light"/>
+                      <w:sz w:val="22"/>
+                      <w:szCs w:val="22"/>
+                      <w:lang w:val="sr-Latn-RS"/>
+                    </w:rPr>
+                    <w:t xml:space="preserve">{{ group.hazards.code }}</w:t>
+                  </w:r>
+                </w:p>
+              </w:tc>
+              <w:tc>
+                <w:tcPr>
+                  <w:tcW w:w="5432" w:type="dxa"/>
+                  <w:tcBorders>
+                    <w:top w:val="nil"/>
+                    <w:left w:val="nil"/>
+                    <w:bottom w:val="nil"/>
+                    <w:right w:val="nil"/>
+                  </w:tcBorders>
+                  <w:vAlign w:val="top"/>
+                </w:tcPr>
+                <w:p>
+                  <w:pPr>
+                    <w:spacing w:before="0" w:after="0" w:line="240" w:lineRule="auto"/>
+                    <w:jc w:val="both"/>
+                    <w:rPr>
+                      <w:rFonts w:ascii="Calibri Light" w:hAnsi="Calibri Light" w:cs="Calibri Light" w:eastAsia="Calibri Light"/>
+                      <w:sz w:val="22"/>
+                      <w:szCs w:val="22"/>
+                      <w:lang w:val="sr-Latn-RS"/>
+                    </w:rPr>
+                  </w:pPr>
+                  <w:r>
+                    <w:rPr>
+                      <w:rFonts w:ascii="Calibri Light" w:hAnsi="Calibri Light" w:cs="Calibri Light" w:eastAsia="Calibri Light"/>
+                      <w:sz w:val="22"/>
+                      <w:szCs w:val="22"/>
+                      <w:lang w:val="sr-Latn-RS"/>
+                    </w:rPr>
+                    <w:t xml:space="preserve">{{ group.hazards.label }}</w:t>
+                  </w:r>
+                </w:p>
+              </w:tc>
+            </w:tr>
+          </w:tbl>
+          <w:p>
+            <w:pPr>
+              <w:spacing w:before="0" w:after="0" w:line="240" w:lineRule="auto"/>
+              <w:jc w:val="left"/>
+              <w:rPr>
+                <w:rFonts w:ascii="Calibri Light" w:hAnsi="Calibri Light" w:cs="Calibri Light" w:eastAsia="Calibri Light"/>
+                <w:sz w:val="22"/>
+                <w:szCs w:val="22"/>
+                <w:lang w:val="sr-Latn-RS"/>
+              </w:rPr>
+            </w:pPr>
+            <w:r>
+              <w:rPr>
+                <w:rFonts w:ascii="Calibri Light" w:hAnsi="Calibri Light" w:cs="Calibri Light" w:eastAsia="Calibri Light"/>
+                <w:sz w:val="22"/>
+                <w:szCs w:val="22"/>
+                <w:lang w:val="sr-Latn-RS"/>
+              </w:rPr>
+              <w:t xml:space="preserve">{{/each}}</w:t>
+            </w:r>
+          </w:p>
+          <w:p>
+            <w:pPr>
+              <w:spacing w:before="0" w:after="0" w:line="240" w:lineRule="auto"/>
+              <w:jc w:val="left"/>
+              <w:rPr>
+                <w:rFonts w:ascii="Calibri Light" w:hAnsi="Calibri Light" w:cs="Calibri Light" w:eastAsia="Calibri Light"/>
+                <w:sz w:val="22"/>
+                <w:szCs w:val="22"/>
+                <w:lang w:val="sr-Latn-RS"/>
+              </w:rPr>
+            </w:pPr>
+            <w:r>
+              <w:rPr>
+                <w:rFonts w:ascii="Calibri Light" w:hAnsi="Calibri Light" w:cs="Calibri Light" w:eastAsia="Calibri Light"/>
+                <w:sz w:val="22"/>
+                <w:szCs w:val="22"/>
+                <w:lang w:val="sr-Latn-RS"/>
+              </w:rPr>
+              <w:t xml:space="preserve">{{#if not role.hazard_groups}}</w:t>
+            </w:r>
+          </w:p>
+          <w:p>
+            <w:pPr>
+              <w:spacing w:before="0" w:after="0" w:line="240" w:lineRule="auto"/>
+              <w:jc w:val="left"/>
+              <w:rPr>
+                <w:rFonts w:ascii="Calibri Light" w:hAnsi="Calibri Light" w:cs="Calibri Light" w:eastAsia="Calibri Light"/>
+                <w:sz w:val="22"/>
+                <w:szCs w:val="22"/>
+                <w:lang w:val="sr-Latn-RS"/>
+              </w:rPr>
+            </w:pPr>
+            <w:r>
+              <w:rPr>
+                <w:rFonts w:ascii="Calibri Light" w:hAnsi="Calibri Light" w:cs="Calibri Light" w:eastAsia="Calibri Light"/>
+                <w:sz w:val="22"/>
+                <w:szCs w:val="22"/>
+                <w:lang w:val="sr-Latn-RS"/>
+              </w:rPr>
+              <w:t xml:space="preserve">/</w:t>
+            </w:r>
+          </w:p>
+          <w:p>
+            <w:pPr>
+              <w:spacing w:before="0" w:after="0" w:line="240" w:lineRule="auto"/>
+              <w:jc w:val="left"/>
+              <w:rPr>
+                <w:rFonts w:ascii="Calibri Light" w:hAnsi="Calibri Light" w:cs="Calibri Light" w:eastAsia="Calibri Light"/>
+                <w:sz w:val="22"/>
+                <w:szCs w:val="22"/>
+                <w:lang w:val="sr-Latn-RS"/>
+              </w:rPr>
+            </w:pPr>
+            <w:r>
+              <w:rPr>
+                <w:rFonts w:ascii="Calibri Light" w:hAnsi="Calibri Light" w:cs="Calibri Light" w:eastAsia="Calibri Light"/>
+                <w:sz w:val="22"/>
+                <w:szCs w:val="22"/>
+                <w:lang w:val="sr-Latn-RS"/>
+              </w:rPr>
+              <w:t xml:space="preserve">{{/if}}</w:t>
+            </w:r>
+          </w:p>
+          <w:p>
+            <w:pPr>
+              <w:spacing w:before="0" w:after="0" w:line="240" w:lineRule="auto"/>
+              <w:jc w:val="left"/>
+              <w:rPr>
+                <w:rFonts w:ascii="Calibri Light" w:hAnsi="Calibri Light" w:cs="Calibri Light" w:eastAsia="Calibri Light"/>
+                <w:sz w:val="8"/>
+                <w:szCs w:val="8"/>
+                <w:lang w:val="sr-Latn-RS"/>
+              </w:rPr>
+            </w:pPr>
+          </w:p>
+        </w:tc>
+      </w:tr>
+      <w:tr>
+        <w:trPr/>
+        <w:tc>
+          <w:tcPr>
+            <w:tcW w:w="4690" w:type="dxa"/>
+            <w:gridSpan w:val="2"/>
+            <w:vAlign w:val="center"/>
+          </w:tcPr>
+          <w:p>
+            <w:pPr>
+              <w:spacing w:before="0" w:after="0" w:line="240" w:lineRule="auto"/>
+              <w:jc w:val="center"/>
+              <w:rPr>
+                <w:rFonts w:ascii="Calibri Light" w:hAnsi="Calibri Light" w:cs="Calibri Light" w:eastAsia="Calibri Light"/>
+                <w:sz w:val="22"/>
+                <w:szCs w:val="22"/>
+                <w:lang w:val="sr-Latn-RS"/>
+              </w:rPr>
+            </w:pPr>
+            <w:r>
+              <w:rPr>
+                <w:rFonts w:ascii="Calibri Light" w:hAnsi="Calibri Light" w:cs="Calibri Light" w:eastAsia="Calibri Light"/>
+                <w:sz w:val="22"/>
+                <w:szCs w:val="22"/>
+                <w:lang w:val="sr-Latn-RS"/>
+              </w:rPr>
+              <w:t xml:space="preserve">Konkretne mere za bezbedan i zdrav rad na tom radnom mestu</w:t>
+            </w:r>
+          </w:p>
+        </w:tc>
+        <w:tc>
+          <w:tcPr>
+            <w:tcW w:w="6082" w:type="dxa"/>
+            <w:gridSpan w:val="2"/>
+            <w:vAlign w:val="center"/>
+          </w:tcPr>
+          <w:p>
+            <w:pPr>
+              <w:spacing w:before="0" w:after="0" w:line="240" w:lineRule="auto"/>
+              <w:jc w:val="both"/>
+              <w:rPr>
+                <w:rFonts w:ascii="Calibri Light" w:hAnsi="Calibri Light" w:cs="Calibri Light" w:eastAsia="Calibri Light"/>
+                <w:sz w:val="22"/>
+                <w:szCs w:val="22"/>
+                <w:lang w:val="sr-Latn-RS"/>
+              </w:rPr>
+            </w:pPr>
+            <w:r>
+              <w:rPr>
+                <w:rFonts w:ascii="Calibri Light" w:hAnsi="Calibri Light" w:cs="Calibri Light" w:eastAsia="Calibri Light"/>
+                <w:sz w:val="22"/>
+                <w:szCs w:val="22"/>
+                <w:lang w:val="sr-Latn-RS"/>
+              </w:rPr>
+              <w:t xml:space="preserve">{{ role.measures }}</w:t>
+            </w:r>
+          </w:p>
+        </w:tc>
+      </w:tr>
+      <w:tr>
+        <w:trPr/>
+        <w:tc>
+          <w:tcPr>
+            <w:tcW w:w="4690" w:type="dxa"/>
+            <w:gridSpan w:val="2"/>
+            <w:vAlign w:val="center"/>
+          </w:tcPr>
+          <w:p>
+            <w:pPr>
+              <w:spacing w:before="0" w:after="0" w:line="240" w:lineRule="auto"/>
+              <w:jc w:val="center"/>
+              <w:rPr>
+                <w:rFonts w:ascii="Calibri Light" w:hAnsi="Calibri Light" w:cs="Calibri Light" w:eastAsia="Calibri Light"/>
+                <w:sz w:val="22"/>
+                <w:szCs w:val="22"/>
+                <w:lang w:val="sr-Latn-RS"/>
+              </w:rPr>
+            </w:pPr>
+            <w:r>
+              <w:rPr>
+                <w:rFonts w:ascii="Calibri Light" w:hAnsi="Calibri Light" w:cs="Calibri Light" w:eastAsia="Calibri Light"/>
+                <w:sz w:val="22"/>
+                <w:szCs w:val="22"/>
+                <w:lang w:val="sr-Latn-RS"/>
+              </w:rPr>
+              <w:t xml:space="preserve">Nazivi radnih mesta koja rukovodilac prati i kontroliše</w:t>
+            </w:r>
+          </w:p>
+        </w:tc>
+        <w:tc>
+          <w:tcPr>
+            <w:tcW w:w="6082" w:type="dxa"/>
+            <w:gridSpan w:val="2"/>
+            <w:vAlign w:val="center"/>
+          </w:tcPr>
+          <w:p>
+            <w:pPr>
+              <w:spacing w:before="0" w:after="0" w:line="240" w:lineRule="auto"/>
+              <w:jc w:val="left"/>
+              <w:rPr>
+                <w:rFonts w:ascii="Calibri Light" w:hAnsi="Calibri Light" w:cs="Calibri Light" w:eastAsia="Calibri Light"/>
+                <w:sz w:val="22"/>
+                <w:szCs w:val="22"/>
+                <w:lang w:val="sr-Latn-RS"/>
+              </w:rPr>
+            </w:pPr>
+            <w:r>
+              <w:rPr>
+                <w:rFonts w:ascii="Calibri Light" w:hAnsi="Calibri Light" w:cs="Calibri Light" w:eastAsia="Calibri Light"/>
+                <w:sz w:val="22"/>
+                <w:szCs w:val="22"/>
+                <w:lang w:val="sr-Latn-RS"/>
+              </w:rPr>
+              <w:t xml:space="preserve">{{ role.supervised_roles }}</w:t>
+            </w:r>
+          </w:p>
+        </w:tc>
+      </w:tr>
+      <w:tr>
+        <w:trPr/>
+        <w:tc>
+          <w:tcPr>
+            <w:tcW w:w="4690" w:type="dxa"/>
+            <w:gridSpan w:val="2"/>
+            <w:vAlign w:val="center"/>
+          </w:tcPr>
+          <w:p>
+            <w:pPr>
+              <w:spacing w:before="0" w:after="0" w:line="240" w:lineRule="auto"/>
+              <w:jc w:val="center"/>
+              <w:rPr>
+                <w:rFonts w:ascii="Calibri Light" w:hAnsi="Calibri Light" w:cs="Calibri Light" w:eastAsia="Calibri Light"/>
+                <w:sz w:val="22"/>
+                <w:szCs w:val="22"/>
+                <w:lang w:val="sr-Latn-RS"/>
+              </w:rPr>
+            </w:pPr>
+            <w:r>
+              <w:rPr>
+                <w:rFonts w:ascii="Calibri Light" w:hAnsi="Calibri Light" w:cs="Calibri Light" w:eastAsia="Calibri Light"/>
+                <w:sz w:val="22"/>
+                <w:szCs w:val="22"/>
+                <w:lang w:val="sr-Latn-RS"/>
+              </w:rPr>
+              <w:t xml:space="preserve">Obaveštenja, uputstva ili instrukcije sa kojima je zaposleni upoznat radi obavljanja procesa rada na bezbedan način</w:t>
+            </w:r>
+          </w:p>
+        </w:tc>
+        <w:tc>
+          <w:tcPr>
+            <w:tcW w:w="6082" w:type="dxa"/>
+            <w:gridSpan w:val="2"/>
+            <w:vAlign w:val="center"/>
+          </w:tcPr>
+          <w:p>
+            <w:pPr>
+              <w:spacing w:before="0" w:after="0" w:line="240" w:lineRule="auto"/>
+              <w:jc w:val="both"/>
+              <w:rPr>
+                <w:rFonts w:ascii="Calibri Light" w:hAnsi="Calibri Light" w:cs="Calibri Light" w:eastAsia="Calibri Light"/>
+                <w:sz w:val="22"/>
+                <w:szCs w:val="22"/>
+                <w:lang w:val="sr-Latn-RS"/>
+              </w:rPr>
+            </w:pPr>
+            <w:r>
+              <w:rPr>
+                <w:rFonts w:ascii="Calibri Light" w:hAnsi="Calibri Light" w:cs="Calibri Light" w:eastAsia="Calibri Light"/>
+                <w:sz w:val="22"/>
+                <w:szCs w:val="22"/>
+                <w:lang w:val="sr-Latn-RS"/>
+              </w:rPr>
+              <w:t xml:space="preserve">Teorijsko i praktično osposobljavanje za bezbedan i zdrav rad.</w:t>
+            </w:r>
+          </w:p>
+          <w:p>
+            <w:pPr>
+              <w:spacing w:before="0" w:after="0" w:line="240" w:lineRule="auto"/>
+              <w:jc w:val="both"/>
+              <w:rPr>
+                <w:rFonts w:ascii="Calibri Light" w:hAnsi="Calibri Light" w:cs="Calibri Light" w:eastAsia="Calibri Light"/>
+                <w:sz w:val="22"/>
+                <w:szCs w:val="22"/>
+                <w:lang w:val="sr-Latn-RS"/>
+              </w:rPr>
+            </w:pPr>
+            <w:r>
+              <w:rPr>
+                <w:rFonts w:ascii="Calibri Light" w:hAnsi="Calibri Light" w:cs="Calibri Light" w:eastAsia="Calibri Light"/>
+                <w:sz w:val="22"/>
+                <w:szCs w:val="22"/>
+                <w:lang w:val="sr-Latn-RS"/>
+              </w:rPr>
+              <w:t xml:space="preserve">Upoznat sa instrukcijama i uputstvima za BZR i ista su mu uručena.</w:t>
+            </w:r>
+          </w:p>
+          <w:p>
+            <w:pPr>
+              <w:spacing w:before="0" w:after="0" w:line="240" w:lineRule="auto"/>
+              <w:jc w:val="both"/>
+              <w:rPr>
+                <w:rFonts w:ascii="Calibri Light" w:hAnsi="Calibri Light" w:cs="Calibri Light" w:eastAsia="Calibri Light"/>
+                <w:sz w:val="22"/>
+                <w:szCs w:val="22"/>
+                <w:lang w:val="sr-Latn-RS"/>
+              </w:rPr>
+            </w:pPr>
+            <w:r>
+              <w:rPr>
+                <w:rFonts w:ascii="Calibri Light" w:hAnsi="Calibri Light" w:cs="Calibri Light" w:eastAsia="Calibri Light"/>
+                <w:sz w:val="22"/>
+                <w:szCs w:val="22"/>
+                <w:lang w:val="sr-Latn-RS"/>
+              </w:rPr>
+              <w:t xml:space="preserve">Upoznat da mora da napusti radno mesto u slučaju da mu preti neposredna opasnost po život ili zdravlje.</w:t>
+            </w:r>
+          </w:p>
+          <w:p>
+            <w:pPr>
+              <w:spacing w:before="0" w:after="0" w:line="240" w:lineRule="auto"/>
+              <w:jc w:val="both"/>
+              <w:rPr>
+                <w:rFonts w:ascii="Calibri Light" w:hAnsi="Calibri Light" w:cs="Calibri Light" w:eastAsia="Calibri Light"/>
+                <w:sz w:val="22"/>
+                <w:szCs w:val="22"/>
+                <w:lang w:val="sr-Latn-RS"/>
+              </w:rPr>
+            </w:pPr>
+            <w:r>
+              <w:rPr>
+                <w:rFonts w:ascii="Calibri Light" w:hAnsi="Calibri Light" w:cs="Calibri Light" w:eastAsia="Calibri Light"/>
+                <w:sz w:val="22"/>
+                <w:szCs w:val="22"/>
+                <w:lang w:val="sr-Latn-RS"/>
+              </w:rPr>
+              <w:t xml:space="preserve">Upoznat da je zabranjeno da samovoljno isključuje, menja ili uklanja bezbednosne uređaje na sredstvima za rad.</w:t>
+            </w:r>
+          </w:p>
+          <w:p>
+            <w:pPr>
+              <w:spacing w:before="0" w:after="0" w:line="240" w:lineRule="auto"/>
+              <w:jc w:val="both"/>
+              <w:rPr>
+                <w:rFonts w:ascii="Calibri Light" w:hAnsi="Calibri Light" w:cs="Calibri Light" w:eastAsia="Calibri Light"/>
+                <w:sz w:val="22"/>
+                <w:szCs w:val="22"/>
+                <w:lang w:val="sr-Latn-RS"/>
+              </w:rPr>
+            </w:pPr>
+            <w:r>
+              <w:rPr>
+                <w:rFonts w:ascii="Calibri Light" w:hAnsi="Calibri Light" w:cs="Calibri Light" w:eastAsia="Calibri Light"/>
+                <w:sz w:val="22"/>
+                <w:szCs w:val="22"/>
+                <w:lang w:val="sr-Latn-RS"/>
+              </w:rPr>
+              <w:t xml:space="preserve">Uputstvo za bezbedan i zdrav rad prilikom rada sa sredstvima i opremom za rad.</w:t>
+            </w:r>
+          </w:p>
+          <w:p>
+            <w:pPr>
+              <w:spacing w:before="0" w:after="0" w:line="240" w:lineRule="auto"/>
+              <w:jc w:val="both"/>
+              <w:rPr>
+                <w:rFonts w:ascii="Calibri Light" w:hAnsi="Calibri Light" w:cs="Calibri Light" w:eastAsia="Calibri Light"/>
+                <w:sz w:val="22"/>
+                <w:szCs w:val="22"/>
+                <w:lang w:val="sr-Latn-RS"/>
+              </w:rPr>
+            </w:pPr>
+            <w:r>
+              <w:rPr>
+                <w:rFonts w:ascii="Calibri Light" w:hAnsi="Calibri Light" w:cs="Calibri Light" w:eastAsia="Calibri Light"/>
+                <w:sz w:val="22"/>
+                <w:szCs w:val="22"/>
+                <w:lang w:val="sr-Latn-RS"/>
+              </w:rPr>
+              <w:t xml:space="preserve">Uputstvo u postupanju u slučaju povrede na radu.</w:t>
+            </w:r>
+          </w:p>
+          <w:p>
+            <w:pPr>
+              <w:spacing w:before="0" w:after="0" w:line="240" w:lineRule="auto"/>
+              <w:jc w:val="both"/>
+              <w:rPr>
+                <w:rFonts w:ascii="Calibri Light" w:hAnsi="Calibri Light" w:cs="Calibri Light" w:eastAsia="Calibri Light"/>
+                <w:sz w:val="22"/>
+                <w:szCs w:val="22"/>
+                <w:lang w:val="sr-Latn-RS"/>
+              </w:rPr>
+            </w:pPr>
+            <w:r>
+              <w:rPr>
+                <w:rFonts w:ascii="Calibri Light" w:hAnsi="Calibri Light" w:cs="Calibri Light" w:eastAsia="Calibri Light"/>
+                <w:sz w:val="22"/>
+                <w:szCs w:val="22"/>
+                <w:lang w:val="sr-Latn-RS"/>
+              </w:rPr>
+              <w:t xml:space="preserve">Obaveštenje o zabrani zlostavljanja na radnom mestu.</w:t>
+            </w:r>
+          </w:p>
+          <w:p>
+            <w:pPr>
+              <w:spacing w:before="0" w:after="0" w:line="240" w:lineRule="auto"/>
+              <w:jc w:val="both"/>
+              <w:rPr>
+                <w:rFonts w:ascii="Calibri Light" w:hAnsi="Calibri Light" w:cs="Calibri Light" w:eastAsia="Calibri Light"/>
+                <w:sz w:val="22"/>
+                <w:szCs w:val="22"/>
+                <w:lang w:val="sr-Latn-RS"/>
+              </w:rPr>
+            </w:pPr>
+            <w:r>
+              <w:rPr>
+                <w:rFonts w:ascii="Calibri Light" w:hAnsi="Calibri Light" w:cs="Calibri Light" w:eastAsia="Calibri Light"/>
+                <w:sz w:val="22"/>
+                <w:szCs w:val="22"/>
+                <w:lang w:val="sr-Latn-RS"/>
+              </w:rPr>
+              <w:t xml:space="preserve">Uputstvo o postupanju u slučaju požara.</w:t>
+            </w:r>
+          </w:p>
+          <w:p>
+            <w:pPr>
+              <w:spacing w:before="0" w:after="0" w:line="240" w:lineRule="auto"/>
+              <w:jc w:val="both"/>
+              <w:rPr>
+                <w:rFonts w:ascii="Calibri Light" w:hAnsi="Calibri Light" w:cs="Calibri Light" w:eastAsia="Calibri Light"/>
+                <w:sz w:val="22"/>
+                <w:szCs w:val="22"/>
+                <w:lang w:val="sr-Latn-RS"/>
+              </w:rPr>
+            </w:pPr>
+            <w:r>
+              <w:rPr>
+                <w:rFonts w:ascii="Calibri Light" w:hAnsi="Calibri Light" w:cs="Calibri Light" w:eastAsia="Calibri Light"/>
+                <w:sz w:val="22"/>
+                <w:szCs w:val="22"/>
+                <w:lang w:val="sr-Latn-RS"/>
+              </w:rPr>
+              <w:t xml:space="preserve">Uputstvo za postupanje u slučaju zaraze virusom COVID 19.</w:t>
+            </w:r>
+          </w:p>
+          <w:p>
+            <w:pPr>
+              <w:spacing w:before="0" w:after="0" w:line="240" w:lineRule="auto"/>
+              <w:jc w:val="both"/>
+              <w:rPr>
+                <w:rFonts w:ascii="Calibri Light" w:hAnsi="Calibri Light" w:cs="Calibri Light" w:eastAsia="Calibri Light"/>
+                <w:sz w:val="22"/>
+                <w:szCs w:val="22"/>
+                <w:lang w:val="sr-Latn-RS"/>
+              </w:rPr>
+            </w:pPr>
+            <w:r>
+              <w:rPr>
+                <w:rFonts w:ascii="Calibri Light" w:hAnsi="Calibri Light" w:cs="Calibri Light" w:eastAsia="Calibri Light"/>
+                <w:sz w:val="22"/>
+                <w:szCs w:val="22"/>
+                <w:lang w:val="sr-Latn-RS"/>
+              </w:rPr>
+              <w:t xml:space="preserve">Upoznavanje sa Planom primena mera za sprečavanje pojave i širenje epidemije zarazne bolesti.</w:t>
+            </w:r>
+          </w:p>
+        </w:tc>
+      </w:tr>
+    </w:tbl>
+    <w:p>
+      <w:pPr>
+        <w:keepNext/>
+        <w:spacing w:before="0" w:after="120" w:line="240" w:lineRule="auto"/>
+        <w:jc w:val="left"/>
         <w:rPr>
-          <w:rFonts w:ascii="Calibri Light" w:hAnsi="Calibri Light" w:cs="Calibri Light"/>
+          <w:rFonts w:ascii="Calibri Light" w:hAnsi="Calibri Light" w:cs="Calibri Light" w:eastAsia="Calibri Light"/>
           <w:sz w:val="22"/>
           <w:szCs w:val="22"/>
-          <w:lang w:val="pl-PL"/>
+          <w:lang w:val="sr-Latn-RS"/>
         </w:rPr>
-        <w:t>___________________________</w:t>
-      </w:r>
-      <w:r>
+      </w:pPr>
+    </w:p>
+    <w:tbl>
+      <w:tblPr>
+        <w:tblW w:w="10772" w:type="dxa"/>
+        <w:tblInd w:w="0" w:type="dxa"/>
+        <w:tblBorders>
+          <w:top w:val="nil"/>
+          <w:left w:val="nil"/>
+          <w:bottom w:val="nil"/>
+          <w:right w:val="nil"/>
+          <w:insideH w:val="nil"/>
+          <w:insideV w:val="nil"/>
+        </w:tblBorders>
+        <w:tblLayout w:type="fixed"/>
+        <w:tblCellMar>
+          <w:left w:w="85" w:type="dxa"/>
+          <w:right w:w="85" w:type="dxa"/>
+        </w:tblCellMar>
+        <w:tblLook w:val="0000" w:firstRow="0" w:lastRow="0" w:firstColumn="0" w:lastColumn="0" w:noHBand="1" w:noVBand="1"/>
+      </w:tblPr>
+      <w:tblGrid>
+        <w:gridCol w:w="5000"/>
+        <w:gridCol w:w="772"/>
+        <w:gridCol w:w="5000"/>
+      </w:tblGrid>
+      <w:tr>
+        <w:trPr>
+          <w:cantSplit/>
+          <w:trHeight w:val="560"/>
+        </w:trPr>
+        <w:tc>
+          <w:tcPr>
+            <w:tcW w:w="5000" w:type="dxa"/>
+            <w:tcBorders>
+              <w:top w:val="nil"/>
+              <w:left w:val="nil"/>
+              <w:bottom w:val="single" w:sz="6" w:space="0" w:color="000000"/>
+              <w:right w:val="nil"/>
+            </w:tcBorders>
+            <w:vAlign w:val="bottom"/>
+          </w:tcPr>
+          <w:p>
+            <w:pPr>
+              <w:keepNext/>
+              <w:spacing w:before="0" w:after="0" w:line="240" w:lineRule="auto"/>
+              <w:jc w:val="left"/>
+              <w:rPr>
+                <w:rFonts w:ascii="Calibri Light" w:hAnsi="Calibri Light" w:cs="Calibri Light" w:eastAsia="Calibri Light"/>
+                <w:sz w:val="22"/>
+                <w:szCs w:val="22"/>
+                <w:lang w:val="sr-Latn-RS"/>
+              </w:rPr>
+            </w:pPr>
+          </w:p>
+        </w:tc>
+        <w:tc>
+          <w:tcPr>
+            <w:tcW w:w="772" w:type="dxa"/>
+            <w:tcBorders>
+              <w:top w:val="nil"/>
+              <w:left w:val="nil"/>
+              <w:bottom w:val="nil"/>
+              <w:right w:val="nil"/>
+            </w:tcBorders>
+            <w:vAlign w:val="center"/>
+          </w:tcPr>
+          <w:p>
+            <w:pPr>
+              <w:keepNext/>
+              <w:spacing w:before="0" w:after="0" w:line="240" w:lineRule="auto"/>
+              <w:jc w:val="left"/>
+              <w:rPr>
+                <w:rFonts w:ascii="Calibri Light" w:hAnsi="Calibri Light" w:cs="Calibri Light" w:eastAsia="Calibri Light"/>
+                <w:sz w:val="22"/>
+                <w:szCs w:val="22"/>
+                <w:lang w:val="sr-Latn-RS"/>
+              </w:rPr>
+            </w:pPr>
+          </w:p>
+        </w:tc>
+        <w:tc>
+          <w:tcPr>
+            <w:tcW w:w="5000" w:type="dxa"/>
+            <w:tcBorders>
+              <w:top w:val="nil"/>
+              <w:left w:val="nil"/>
+              <w:bottom w:val="single" w:sz="6" w:space="0" w:color="000000"/>
+              <w:right w:val="nil"/>
+            </w:tcBorders>
+            <w:vAlign w:val="bottom"/>
+          </w:tcPr>
+          <w:p>
+            <w:pPr>
+              <w:keepNext/>
+              <w:spacing w:before="0" w:after="0" w:line="240" w:lineRule="auto"/>
+              <w:jc w:val="left"/>
+              <w:rPr>
+                <w:rFonts w:ascii="Calibri Light" w:hAnsi="Calibri Light" w:cs="Calibri Light" w:eastAsia="Calibri Light"/>
+                <w:sz w:val="22"/>
+                <w:szCs w:val="22"/>
+                <w:lang w:val="sr-Latn-RS"/>
+              </w:rPr>
+            </w:pPr>
+          </w:p>
+        </w:tc>
+      </w:tr>
+      <w:tr>
+        <w:trPr>
+          <w:cantSplit/>
+        </w:trPr>
+        <w:tc>
+          <w:tcPr>
+            <w:tcW w:w="5000" w:type="dxa"/>
+            <w:tcBorders>
+              <w:top w:val="nil"/>
+              <w:left w:val="nil"/>
+              <w:bottom w:val="nil"/>
+              <w:right w:val="nil"/>
+            </w:tcBorders>
+            <w:vAlign w:val="top"/>
+          </w:tcPr>
+          <w:p>
+            <w:pPr>
+              <w:keepNext/>
+              <w:spacing w:before="0" w:after="0" w:line="240" w:lineRule="auto"/>
+              <w:jc w:val="center"/>
+              <w:rPr>
+                <w:rFonts w:ascii="Calibri Light" w:hAnsi="Calibri Light" w:cs="Calibri Light" w:eastAsia="Calibri Light"/>
+                <w:sz w:val="22"/>
+                <w:szCs w:val="22"/>
+                <w:lang w:val="sr-Latn-RS"/>
+              </w:rPr>
+            </w:pPr>
+            <w:r>
+              <w:rPr>
+                <w:rFonts w:ascii="Calibri Light" w:hAnsi="Calibri Light" w:cs="Calibri Light" w:eastAsia="Calibri Light"/>
+                <w:sz w:val="22"/>
+                <w:szCs w:val="22"/>
+                <w:lang w:val="sr-Latn-RS"/>
+              </w:rPr>
+              <w:t xml:space="preserve">Savetnik/saradnik za bezbednost i zdravlje na radu</w:t>
+            </w:r>
+          </w:p>
+        </w:tc>
+        <w:tc>
+          <w:tcPr>
+            <w:tcW w:w="772" w:type="dxa"/>
+            <w:tcBorders>
+              <w:top w:val="nil"/>
+              <w:left w:val="nil"/>
+              <w:bottom w:val="nil"/>
+              <w:right w:val="nil"/>
+            </w:tcBorders>
+            <w:vAlign w:val="center"/>
+          </w:tcPr>
+          <w:p>
+            <w:pPr>
+              <w:keepNext/>
+              <w:spacing w:before="0" w:after="0" w:line="240" w:lineRule="auto"/>
+              <w:jc w:val="left"/>
+              <w:rPr>
+                <w:rFonts w:ascii="Calibri Light" w:hAnsi="Calibri Light" w:cs="Calibri Light" w:eastAsia="Calibri Light"/>
+                <w:sz w:val="22"/>
+                <w:szCs w:val="22"/>
+                <w:lang w:val="sr-Latn-RS"/>
+              </w:rPr>
+            </w:pPr>
+          </w:p>
+        </w:tc>
+        <w:tc>
+          <w:tcPr>
+            <w:tcW w:w="5000" w:type="dxa"/>
+            <w:tcBorders>
+              <w:top w:val="nil"/>
+              <w:left w:val="nil"/>
+              <w:bottom w:val="nil"/>
+              <w:right w:val="nil"/>
+            </w:tcBorders>
+            <w:vAlign w:val="top"/>
+          </w:tcPr>
+          <w:p>
+            <w:pPr>
+              <w:keepNext/>
+              <w:spacing w:before="0" w:after="0" w:line="240" w:lineRule="auto"/>
+              <w:jc w:val="center"/>
+              <w:rPr>
+                <w:rFonts w:ascii="Calibri Light" w:hAnsi="Calibri Light" w:cs="Calibri Light" w:eastAsia="Calibri Light"/>
+                <w:sz w:val="22"/>
+                <w:szCs w:val="22"/>
+                <w:lang w:val="sr-Latn-RS"/>
+              </w:rPr>
+            </w:pPr>
+            <w:r>
+              <w:rPr>
+                <w:rFonts w:ascii="Calibri Light" w:hAnsi="Calibri Light" w:cs="Calibri Light" w:eastAsia="Calibri Light"/>
+                <w:sz w:val="22"/>
+                <w:szCs w:val="22"/>
+                <w:lang w:val="sr-Latn-RS"/>
+              </w:rPr>
+              <w:t xml:space="preserve">Poslodavac</w:t>
+            </w:r>
+          </w:p>
+        </w:tc>
+      </w:tr>
+      <w:tr>
+        <w:trPr>
+          <w:cantSplit/>
+          <w:trHeight w:val="560"/>
+        </w:trPr>
+        <w:tc>
+          <w:tcPr>
+            <w:tcW w:w="5000" w:type="dxa"/>
+            <w:tcBorders>
+              <w:top w:val="nil"/>
+              <w:left w:val="nil"/>
+              <w:bottom w:val="single" w:sz="6" w:space="0" w:color="000000"/>
+              <w:right w:val="nil"/>
+            </w:tcBorders>
+            <w:vAlign w:val="bottom"/>
+          </w:tcPr>
+          <w:p>
+            <w:pPr>
+              <w:keepNext/>
+              <w:spacing w:before="0" w:after="0" w:line="240" w:lineRule="auto"/>
+              <w:jc w:val="left"/>
+              <w:rPr>
+                <w:rFonts w:ascii="Calibri Light" w:hAnsi="Calibri Light" w:cs="Calibri Light" w:eastAsia="Calibri Light"/>
+                <w:sz w:val="22"/>
+                <w:szCs w:val="22"/>
+                <w:lang w:val="sr-Latn-RS"/>
+              </w:rPr>
+            </w:pPr>
+          </w:p>
+        </w:tc>
+        <w:tc>
+          <w:tcPr>
+            <w:tcW w:w="772" w:type="dxa"/>
+            <w:tcBorders>
+              <w:top w:val="nil"/>
+              <w:left w:val="nil"/>
+              <w:bottom w:val="nil"/>
+              <w:right w:val="nil"/>
+            </w:tcBorders>
+            <w:vAlign w:val="center"/>
+          </w:tcPr>
+          <w:p>
+            <w:pPr>
+              <w:keepNext/>
+              <w:spacing w:before="0" w:after="0" w:line="240" w:lineRule="auto"/>
+              <w:jc w:val="left"/>
+              <w:rPr>
+                <w:rFonts w:ascii="Calibri Light" w:hAnsi="Calibri Light" w:cs="Calibri Light" w:eastAsia="Calibri Light"/>
+                <w:sz w:val="22"/>
+                <w:szCs w:val="22"/>
+                <w:lang w:val="sr-Latn-RS"/>
+              </w:rPr>
+            </w:pPr>
+          </w:p>
+        </w:tc>
+        <w:tc>
+          <w:tcPr>
+            <w:tcW w:w="5000" w:type="dxa"/>
+            <w:tcBorders>
+              <w:top w:val="nil"/>
+              <w:left w:val="nil"/>
+              <w:bottom w:val="nil"/>
+              <w:right w:val="nil"/>
+            </w:tcBorders>
+            <w:vAlign w:val="bottom"/>
+          </w:tcPr>
+          <w:p>
+            <w:pPr>
+              <w:keepNext/>
+              <w:spacing w:before="0" w:after="0" w:line="240" w:lineRule="auto"/>
+              <w:jc w:val="left"/>
+              <w:rPr>
+                <w:rFonts w:ascii="Calibri Light" w:hAnsi="Calibri Light" w:cs="Calibri Light" w:eastAsia="Calibri Light"/>
+                <w:sz w:val="22"/>
+                <w:szCs w:val="22"/>
+                <w:lang w:val="sr-Latn-RS"/>
+              </w:rPr>
+            </w:pPr>
+          </w:p>
+        </w:tc>
+      </w:tr>
+      <w:tr>
+        <w:trPr>
+          <w:cantSplit/>
+        </w:trPr>
+        <w:tc>
+          <w:tcPr>
+            <w:tcW w:w="5000" w:type="dxa"/>
+            <w:tcBorders>
+              <w:top w:val="nil"/>
+              <w:left w:val="nil"/>
+              <w:bottom w:val="nil"/>
+              <w:right w:val="nil"/>
+            </w:tcBorders>
+            <w:vAlign w:val="top"/>
+          </w:tcPr>
+          <w:p>
+            <w:pPr>
+              <w:keepNext/>
+              <w:spacing w:before="0" w:after="0" w:line="240" w:lineRule="auto"/>
+              <w:jc w:val="center"/>
+              <w:rPr>
+                <w:rFonts w:ascii="Calibri Light" w:hAnsi="Calibri Light" w:cs="Calibri Light" w:eastAsia="Calibri Light"/>
+                <w:sz w:val="22"/>
+                <w:szCs w:val="22"/>
+                <w:lang w:val="sr-Latn-RS"/>
+              </w:rPr>
+            </w:pPr>
+            <w:r>
+              <w:rPr>
+                <w:rFonts w:ascii="Calibri Light" w:hAnsi="Calibri Light" w:cs="Calibri Light" w:eastAsia="Calibri Light"/>
+                <w:sz w:val="22"/>
+                <w:szCs w:val="22"/>
+                <w:lang w:val="sr-Latn-RS"/>
+              </w:rPr>
+              <w:t xml:space="preserve">Zaposleni</w:t>
+            </w:r>
+          </w:p>
+        </w:tc>
+        <w:tc>
+          <w:tcPr>
+            <w:tcW w:w="772" w:type="dxa"/>
+            <w:tcBorders>
+              <w:top w:val="nil"/>
+              <w:left w:val="nil"/>
+              <w:bottom w:val="nil"/>
+              <w:right w:val="nil"/>
+            </w:tcBorders>
+            <w:vAlign w:val="center"/>
+          </w:tcPr>
+          <w:p>
+            <w:pPr>
+              <w:keepNext/>
+              <w:spacing w:before="0" w:after="0" w:line="240" w:lineRule="auto"/>
+              <w:jc w:val="left"/>
+              <w:rPr>
+                <w:rFonts w:ascii="Calibri Light" w:hAnsi="Calibri Light" w:cs="Calibri Light" w:eastAsia="Calibri Light"/>
+                <w:sz w:val="22"/>
+                <w:szCs w:val="22"/>
+                <w:lang w:val="sr-Latn-RS"/>
+              </w:rPr>
+            </w:pPr>
+          </w:p>
+        </w:tc>
+        <w:tc>
+          <w:tcPr>
+            <w:tcW w:w="5000" w:type="dxa"/>
+            <w:tcBorders>
+              <w:top w:val="nil"/>
+              <w:left w:val="nil"/>
+              <w:bottom w:val="nil"/>
+              <w:right w:val="nil"/>
+            </w:tcBorders>
+            <w:vAlign w:val="top"/>
+          </w:tcPr>
+          <w:p>
+            <w:pPr>
+              <w:keepNext/>
+              <w:spacing w:before="0" w:after="0" w:line="240" w:lineRule="auto"/>
+              <w:jc w:val="center"/>
+              <w:rPr>
+                <w:rFonts w:ascii="Calibri Light" w:hAnsi="Calibri Light" w:cs="Calibri Light" w:eastAsia="Calibri Light"/>
+                <w:sz w:val="22"/>
+                <w:szCs w:val="22"/>
+                <w:lang w:val="sr-Latn-RS"/>
+              </w:rPr>
+            </w:pPr>
+          </w:p>
+        </w:tc>
+      </w:tr>
+    </w:tbl>
+    <w:p>
+      <w:pPr>
+        <w:spacing w:before="0" w:after="0" w:line="240" w:lineRule="auto"/>
+        <w:jc w:val="left"/>
         <w:rPr>
-          <w:rFonts w:ascii="Calibri Light" w:hAnsi="Calibri Light" w:cs="Calibri Light"/>
+          <w:rFonts w:ascii="Calibri Light" w:hAnsi="Calibri Light" w:cs="Calibri Light" w:eastAsia="Calibri Light"/>
           <w:sz w:val="22"/>
           <w:szCs w:val="22"/>
-          <w:lang w:val="pl-PL"/>
-        </w:rPr>
-        <w:tab/>
-      </w:r>
-      <w:r>
-        <w:rPr>
-          <w:rFonts w:ascii="Calibri Light" w:hAnsi="Calibri Light" w:cs="Calibri Light"/>
-          <w:sz w:val="22"/>
-          <w:szCs w:val="22"/>
-          <w:lang w:val="pl-PL"/>
-        </w:rPr>
-        <w:tab/>
-      </w:r>
-      <w:r>
-        <w:rPr>
-          <w:rFonts w:ascii="Calibri Light" w:hAnsi="Calibri Light" w:cs="Calibri Light"/>
-          <w:sz w:val="22"/>
-          <w:szCs w:val="22"/>
-          <w:lang w:val="pl-PL"/>
-        </w:rPr>
-        <w:t xml:space="preserve">                   </w:t>
-      </w:r>
-      <w:r>
-        <w:rPr>
-          <w:rFonts w:ascii="Calibri Light" w:hAnsi="Calibri Light" w:cs="Calibri Light"/>
-          <w:sz w:val="22"/>
-          <w:szCs w:val="22"/>
-          <w:lang w:val="pl-PL"/>
-        </w:rPr>
-        <w:tab/>
-      </w:r>
-      <w:r>
-        <w:rPr>
-          <w:rFonts w:ascii="Calibri Light" w:hAnsi="Calibri Light" w:cs="Calibri Light"/>
-          <w:sz w:val="22"/>
-          <w:szCs w:val="22"/>
-          <w:lang w:val="pl-PL"/>
-        </w:rPr>
-        <w:tab/>
-      </w:r>
-      <w:r>
-        <w:rPr>
-          <w:rFonts w:ascii="Calibri Light" w:hAnsi="Calibri Light" w:cs="Calibri Light"/>
-          <w:sz w:val="22"/>
-          <w:szCs w:val="22"/>
-          <w:lang w:val="pl-PL"/>
-        </w:rPr>
-        <w:t xml:space="preserve">          </w:t>
-      </w:r>
-      <w:r>
-        <w:rPr>
-          <w:rFonts w:ascii="Calibri Light" w:hAnsi="Calibri Light" w:cs="Calibri Light"/>
-          <w:sz w:val="22"/>
-          <w:szCs w:val="22"/>
-          <w:lang w:val="pl-PL"/>
-        </w:rPr>
-        <w:t>___________________________</w:t>
-      </w:r>
-    </w:p>
-    <w:p>
-      <w:pPr>
-        <w:rPr>
-          <w:rFonts w:ascii="Calibri Light" w:hAnsi="Calibri Light" w:cs="Calibri Light"/>
-          <w:sz w:val="22"/>
-          <w:szCs w:val="22"/>
-          <w:lang w:val="pl-PL"/>
-        </w:rPr>
-      </w:pPr>
-      <w:r>
-        <w:rPr>
-          <w:rFonts w:ascii="Calibri Light" w:hAnsi="Calibri Light" w:cs="Calibri Light"/>
-          <w:sz w:val="22"/>
-          <w:szCs w:val="22"/>
-          <w:lang w:val="pl-PL"/>
-        </w:rPr>
-        <w:t>Savetnik/saradnik</w:t>
-      </w:r>
-      <w:r>
-        <w:rPr>
-          <w:rFonts w:ascii="Calibri Light" w:hAnsi="Calibri Light" w:cs="Calibri Light"/>
-          <w:sz w:val="22"/>
-          <w:szCs w:val="22"/>
-          <w:lang w:val="pl-PL"/>
-        </w:rPr>
-        <w:t xml:space="preserve"> </w:t>
-      </w:r>
-      <w:r>
-        <w:rPr>
-          <w:rFonts w:ascii="Calibri Light" w:hAnsi="Calibri Light" w:cs="Calibri Light"/>
-          <w:sz w:val="22"/>
-          <w:szCs w:val="22"/>
-          <w:lang w:val="pl-PL"/>
-        </w:rPr>
-        <w:t>z</w:t>
-      </w:r>
-      <w:r>
-        <w:rPr>
-          <w:rFonts w:ascii="Calibri Light" w:hAnsi="Calibri Light" w:cs="Calibri Light"/>
-          <w:sz w:val="22"/>
-          <w:szCs w:val="22"/>
-          <w:lang w:val="pl-PL"/>
-        </w:rPr>
-        <w:t xml:space="preserve">a </w:t>
-      </w:r>
-      <w:r>
-        <w:rPr>
-          <w:rFonts w:ascii="Calibri Light" w:hAnsi="Calibri Light" w:cs="Calibri Light"/>
-          <w:sz w:val="22"/>
-          <w:szCs w:val="22"/>
-          <w:lang w:val="pl-PL"/>
-        </w:rPr>
-        <w:t>b</w:t>
-      </w:r>
-      <w:r>
-        <w:rPr>
-          <w:rFonts w:ascii="Calibri Light" w:hAnsi="Calibri Light" w:cs="Calibri Light"/>
-          <w:sz w:val="22"/>
-          <w:szCs w:val="22"/>
-          <w:lang w:val="pl-PL"/>
-        </w:rPr>
-        <w:t>e</w:t>
-      </w:r>
-      <w:r>
-        <w:rPr>
-          <w:rFonts w:ascii="Calibri Light" w:hAnsi="Calibri Light" w:cs="Calibri Light"/>
-          <w:sz w:val="22"/>
-          <w:szCs w:val="22"/>
-          <w:lang w:val="pl-PL"/>
-        </w:rPr>
-        <w:t>zb</w:t>
-      </w:r>
-      <w:r>
-        <w:rPr>
-          <w:rFonts w:ascii="Calibri Light" w:hAnsi="Calibri Light" w:cs="Calibri Light"/>
-          <w:sz w:val="22"/>
-          <w:szCs w:val="22"/>
-          <w:lang w:val="pl-PL"/>
-        </w:rPr>
-        <w:t>e</w:t>
-      </w:r>
-      <w:r>
-        <w:rPr>
-          <w:rFonts w:ascii="Calibri Light" w:hAnsi="Calibri Light" w:cs="Calibri Light"/>
-          <w:sz w:val="22"/>
-          <w:szCs w:val="22"/>
-          <w:lang w:val="pl-PL"/>
-        </w:rPr>
-        <w:t>dn</w:t>
-      </w:r>
-      <w:r>
-        <w:rPr>
-          <w:rFonts w:ascii="Calibri Light" w:hAnsi="Calibri Light" w:cs="Calibri Light"/>
-          <w:sz w:val="22"/>
-          <w:szCs w:val="22"/>
-          <w:lang w:val="pl-PL"/>
-        </w:rPr>
-        <w:t>o</w:t>
-      </w:r>
-      <w:r>
-        <w:rPr>
-          <w:rFonts w:ascii="Calibri Light" w:hAnsi="Calibri Light" w:cs="Calibri Light"/>
-          <w:sz w:val="22"/>
-          <w:szCs w:val="22"/>
-          <w:lang w:val="pl-PL"/>
-        </w:rPr>
-        <w:t>st</w:t>
-      </w:r>
-      <w:r>
-        <w:rPr>
-          <w:rFonts w:ascii="Calibri Light" w:hAnsi="Calibri Light" w:cs="Calibri Light"/>
-          <w:sz w:val="22"/>
-          <w:szCs w:val="22"/>
-          <w:lang w:val="pl-PL"/>
-        </w:rPr>
-        <w:t xml:space="preserve"> </w:t>
-      </w:r>
-      <w:r>
-        <w:rPr>
-          <w:rFonts w:ascii="Calibri Light" w:hAnsi="Calibri Light" w:cs="Calibri Light"/>
-          <w:sz w:val="22"/>
-          <w:szCs w:val="22"/>
-          <w:lang w:val="pl-PL"/>
-        </w:rPr>
-        <w:t>i</w:t>
-      </w:r>
-      <w:r>
-        <w:rPr>
-          <w:rFonts w:ascii="Calibri Light" w:hAnsi="Calibri Light" w:cs="Calibri Light"/>
-          <w:sz w:val="22"/>
-          <w:szCs w:val="22"/>
-          <w:lang w:val="pl-PL"/>
-        </w:rPr>
-        <w:t xml:space="preserve"> </w:t>
-      </w:r>
-      <w:r>
-        <w:rPr>
-          <w:rFonts w:ascii="Calibri Light" w:hAnsi="Calibri Light" w:cs="Calibri Light"/>
-          <w:sz w:val="22"/>
-          <w:szCs w:val="22"/>
-          <w:lang w:val="pl-PL"/>
-        </w:rPr>
-        <w:t>zdr</w:t>
-      </w:r>
-      <w:r>
-        <w:rPr>
-          <w:rFonts w:ascii="Calibri Light" w:hAnsi="Calibri Light" w:cs="Calibri Light"/>
-          <w:sz w:val="22"/>
-          <w:szCs w:val="22"/>
-          <w:lang w:val="pl-PL"/>
-        </w:rPr>
-        <w:t>a</w:t>
-      </w:r>
-      <w:r>
-        <w:rPr>
-          <w:rFonts w:ascii="Calibri Light" w:hAnsi="Calibri Light" w:cs="Calibri Light"/>
-          <w:sz w:val="22"/>
-          <w:szCs w:val="22"/>
-          <w:lang w:val="pl-PL"/>
-        </w:rPr>
-        <w:t>vl</w:t>
-      </w:r>
-      <w:r>
-        <w:rPr>
-          <w:rFonts w:ascii="Calibri Light" w:hAnsi="Calibri Light" w:cs="Calibri Light"/>
-          <w:sz w:val="22"/>
-          <w:szCs w:val="22"/>
-          <w:lang w:val="pl-PL"/>
-        </w:rPr>
-        <w:t>j</w:t>
-      </w:r>
-      <w:r>
-        <w:rPr>
-          <w:rFonts w:ascii="Calibri Light" w:hAnsi="Calibri Light" w:cs="Calibri Light"/>
-          <w:sz w:val="22"/>
-          <w:szCs w:val="22"/>
-          <w:lang w:val="pl-PL"/>
-        </w:rPr>
-        <w:t xml:space="preserve">e </w:t>
-      </w:r>
-      <w:r>
-        <w:rPr>
-          <w:rFonts w:ascii="Calibri Light" w:hAnsi="Calibri Light" w:cs="Calibri Light"/>
-          <w:sz w:val="22"/>
-          <w:szCs w:val="22"/>
-          <w:lang w:val="pl-PL"/>
-        </w:rPr>
-        <w:t>n</w:t>
-      </w:r>
-      <w:r>
-        <w:rPr>
-          <w:rFonts w:ascii="Calibri Light" w:hAnsi="Calibri Light" w:cs="Calibri Light"/>
-          <w:sz w:val="22"/>
-          <w:szCs w:val="22"/>
-          <w:lang w:val="pl-PL"/>
-        </w:rPr>
-        <w:t xml:space="preserve">a </w:t>
-      </w:r>
-      <w:r>
-        <w:rPr>
-          <w:rFonts w:ascii="Calibri Light" w:hAnsi="Calibri Light" w:cs="Calibri Light"/>
-          <w:sz w:val="22"/>
-          <w:szCs w:val="22"/>
-          <w:lang w:val="pl-PL"/>
-        </w:rPr>
-        <w:t>r</w:t>
-      </w:r>
-      <w:r>
-        <w:rPr>
-          <w:rFonts w:ascii="Calibri Light" w:hAnsi="Calibri Light" w:cs="Calibri Light"/>
-          <w:sz w:val="22"/>
-          <w:szCs w:val="22"/>
-          <w:lang w:val="pl-PL"/>
-        </w:rPr>
-        <w:t>a</w:t>
-      </w:r>
-      <w:r>
-        <w:rPr>
-          <w:rFonts w:ascii="Calibri Light" w:hAnsi="Calibri Light" w:cs="Calibri Light"/>
-          <w:sz w:val="22"/>
-          <w:szCs w:val="22"/>
-          <w:lang w:val="pl-PL"/>
-        </w:rPr>
-        <w:t>du</w:t>
-      </w:r>
-      <w:r>
-        <w:rPr>
-          <w:rFonts w:ascii="Calibri Light" w:hAnsi="Calibri Light" w:cs="Calibri Light"/>
-          <w:sz w:val="22"/>
-          <w:szCs w:val="22"/>
-          <w:lang w:val="pl-PL"/>
-        </w:rPr>
-        <w:t xml:space="preserve"> </w:t>
-      </w:r>
-      <w:r>
-        <w:rPr>
-          <w:rFonts w:ascii="Calibri Light" w:hAnsi="Calibri Light" w:cs="Calibri Light"/>
-          <w:sz w:val="22"/>
-          <w:szCs w:val="22"/>
-          <w:lang w:val="pl-PL"/>
-        </w:rPr>
-        <w:tab/>
-      </w:r>
-      <w:r>
-        <w:rPr>
-          <w:rFonts w:ascii="Calibri Light" w:hAnsi="Calibri Light" w:cs="Calibri Light"/>
-          <w:sz w:val="22"/>
-          <w:szCs w:val="22"/>
-          <w:lang w:val="pl-PL"/>
-        </w:rPr>
-        <w:tab/>
-      </w:r>
-      <w:r>
-        <w:rPr>
-          <w:rFonts w:ascii="Calibri Light" w:hAnsi="Calibri Light" w:cs="Calibri Light"/>
-          <w:sz w:val="22"/>
-          <w:szCs w:val="22"/>
-          <w:lang w:val="pl-PL"/>
-        </w:rPr>
-        <w:tab/>
-        <w:t xml:space="preserve">               </w:t>
-      </w:r>
-      <w:r>
-        <w:rPr>
-          <w:rFonts w:ascii="Calibri Light" w:hAnsi="Calibri Light" w:cs="Calibri Light"/>
-          <w:sz w:val="22"/>
-          <w:szCs w:val="22"/>
-          <w:lang w:val="pl-PL"/>
-        </w:rPr>
-        <w:t xml:space="preserve">                 </w:t>
-      </w:r>
-      <w:r>
-        <w:rPr>
-          <w:rFonts w:ascii="Calibri Light" w:hAnsi="Calibri Light" w:cs="Calibri Light"/>
-          <w:sz w:val="22"/>
-          <w:szCs w:val="22"/>
-          <w:lang w:val="pl-PL"/>
-        </w:rPr>
-        <w:t>Poslodavac</w:t>
-      </w:r>
-    </w:p>
-    <w:p>
-      <w:pPr>
-        <w:rPr>
-          <w:rFonts w:ascii="Calibri Light" w:hAnsi="Calibri Light" w:cs="Calibri Light"/>
-          <w:sz w:val="22"/>
-          <w:szCs w:val="22"/>
-          <w:lang w:val="pl-PL"/>
-        </w:rPr>
-      </w:pPr>
-    </w:p>
-    <w:p>
-      <w:pPr>
-        <w:rPr>
-          <w:rFonts w:ascii="Calibri Light" w:hAnsi="Calibri Light" w:cs="Calibri Light"/>
-          <w:sz w:val="22"/>
-          <w:szCs w:val="22"/>
-          <w:lang w:val="pl-PL"/>
-        </w:rPr>
-      </w:pPr>
-      <w:r>
-        <w:rPr>
-          <w:rFonts w:ascii="Calibri Light" w:hAnsi="Calibri Light" w:cs="Calibri Light"/>
-          <w:sz w:val="22"/>
-          <w:szCs w:val="22"/>
-          <w:lang w:val="pl-PL"/>
-        </w:rPr>
-        <w:t>______________________________</w:t>
-      </w:r>
-    </w:p>
-    <w:p>
-      <w:pPr>
-        <w:rPr>
-          <w:rFonts w:ascii="Calibri Light" w:hAnsi="Calibri Light" w:cs="Calibri Light"/>
-          <w:sz w:val="22"/>
-          <w:szCs w:val="22"/>
-          <w:lang w:val="pl-PL"/>
-        </w:rPr>
-      </w:pPr>
-      <w:r>
-        <w:rPr>
-          <w:rFonts w:ascii="Calibri Light" w:hAnsi="Calibri Light" w:cs="Calibri Light"/>
-          <w:sz w:val="22"/>
-          <w:szCs w:val="22"/>
-          <w:lang w:val="pl-PL"/>
-        </w:rPr>
-        <w:t xml:space="preserve">                  </w:t>
-      </w:r>
-      <w:r>
-        <w:rPr>
-          <w:rFonts w:ascii="Calibri Light" w:hAnsi="Calibri Light" w:cs="Calibri Light"/>
-          <w:sz w:val="22"/>
-          <w:szCs w:val="22"/>
-          <w:lang w:val="pl-PL"/>
-        </w:rPr>
-        <w:t>Z</w:t>
-      </w:r>
-      <w:r>
-        <w:rPr>
-          <w:rFonts w:ascii="Calibri Light" w:hAnsi="Calibri Light" w:cs="Calibri Light"/>
-          <w:sz w:val="22"/>
-          <w:szCs w:val="22"/>
-          <w:lang w:val="pl-PL"/>
-        </w:rPr>
-        <w:t>a</w:t>
-      </w:r>
-      <w:r>
-        <w:rPr>
-          <w:rFonts w:ascii="Calibri Light" w:hAnsi="Calibri Light" w:cs="Calibri Light"/>
-          <w:sz w:val="22"/>
-          <w:szCs w:val="22"/>
-          <w:lang w:val="pl-PL"/>
-        </w:rPr>
-        <w:t>p</w:t>
-      </w:r>
-      <w:r>
-        <w:rPr>
-          <w:rFonts w:ascii="Calibri Light" w:hAnsi="Calibri Light" w:cs="Calibri Light"/>
-          <w:sz w:val="22"/>
-          <w:szCs w:val="22"/>
-          <w:lang w:val="pl-PL"/>
-        </w:rPr>
-        <w:t>o</w:t>
-      </w:r>
-      <w:r>
-        <w:rPr>
-          <w:rFonts w:ascii="Calibri Light" w:hAnsi="Calibri Light" w:cs="Calibri Light"/>
-          <w:sz w:val="22"/>
-          <w:szCs w:val="22"/>
-          <w:lang w:val="pl-PL"/>
-        </w:rPr>
-        <w:t>sl</w:t>
-      </w:r>
-      <w:r>
-        <w:rPr>
-          <w:rFonts w:ascii="Calibri Light" w:hAnsi="Calibri Light" w:cs="Calibri Light"/>
-          <w:sz w:val="22"/>
-          <w:szCs w:val="22"/>
-          <w:lang w:val="pl-PL"/>
-        </w:rPr>
-        <w:t>e</w:t>
-      </w:r>
-      <w:r>
-        <w:rPr>
-          <w:rFonts w:ascii="Calibri Light" w:hAnsi="Calibri Light" w:cs="Calibri Light"/>
-          <w:sz w:val="22"/>
-          <w:szCs w:val="22"/>
-          <w:lang w:val="pl-PL"/>
-        </w:rPr>
-        <w:t>ni</w:t>
-      </w:r>
-    </w:p>
-    <w:p>
-      <w:pPr>
-        <w:rPr>
-          <w:rFonts w:ascii="Calibri Light" w:hAnsi="Calibri Light" w:cs="Calibri Light"/>
-          <w:b/>
-          <w:lang w:val="pl-PL"/>
-        </w:rPr>
-      </w:pPr>
-    </w:p>
-    <w:p>
-      <w:pPr>
-        <w:jc w:val="center"/>
-        <w:rPr>
-          <w:rFonts w:ascii="Calibri Light" w:hAnsi="Calibri Light" w:cs="Calibri Light"/>
-          <w:b/>
-          <w:lang w:val="pl-PL"/>
-        </w:rPr>
-      </w:pPr>
-    </w:p>
-    <w:p>
-      <w:pPr>
-        <w:jc w:val="center"/>
-        <w:rPr>
-          <w:rFonts w:ascii="Calibri Light" w:hAnsi="Calibri Light" w:cs="Calibri Light"/>
-          <w:b/>
-          <w:lang w:val="pl-PL"/>
-        </w:rPr>
-      </w:pPr>
-    </w:p>
-    <w:p>
-      <w:pPr>
-        <w:jc w:val="center"/>
-        <w:rPr>
-          <w:rFonts w:ascii="Calibri Light" w:hAnsi="Calibri Light" w:cs="Calibri Light"/>
-          <w:b/>
-          <w:lang w:val="pl-PL"/>
-        </w:rPr>
-      </w:pPr>
-    </w:p>
-    <w:p>
-      <w:pPr>
-        <w:jc w:val="center"/>
-        <w:rPr>
-          <w:rFonts w:ascii="Calibri Light" w:hAnsi="Calibri Light" w:cs="Calibri Light"/>
-          <w:b/>
-          <w:lang w:val="pl-PL"/>
-        </w:rPr>
-      </w:pPr>
-    </w:p>
-    <w:p>
-      <w:pPr>
-        <w:jc w:val="center"/>
-        <w:rPr>
-          <w:rFonts w:ascii="Calibri Light" w:hAnsi="Calibri Light" w:cs="Calibri Light"/>
-          <w:b/>
-          <w:lang w:val="pl-PL"/>
-        </w:rPr>
-      </w:pPr>
-    </w:p>
-    <w:p>
-      <w:pPr>
-        <w:jc w:val="center"/>
-        <w:rPr>
-          <w:rFonts w:ascii="Calibri Light" w:hAnsi="Calibri Light" w:cs="Calibri Light"/>
-          <w:b/>
-          <w:lang w:val="pl-PL"/>
-        </w:rPr>
-      </w:pPr>
-    </w:p>
-    <w:p>
-      <w:pPr>
-        <w:jc w:val="center"/>
-        <w:rPr>
-          <w:rFonts w:ascii="Calibri Light" w:hAnsi="Calibri Light" w:cs="Calibri Light"/>
-          <w:b/>
-          <w:lang w:val="pl-PL"/>
-        </w:rPr>
-      </w:pPr>
-    </w:p>
-    <w:p>
-      <w:pPr>
-        <w:jc w:val="center"/>
-        <w:rPr>
-          <w:rFonts w:ascii="Calibri Light" w:hAnsi="Calibri Light" w:cs="Calibri Light"/>
-          <w:b/>
-          <w:lang w:val="pl-PL"/>
-        </w:rPr>
-      </w:pPr>
-    </w:p>
-    <w:p>
-      <w:pPr>
-        <w:jc w:val="center"/>
-        <w:rPr>
-          <w:rFonts w:ascii="Calibri Light" w:hAnsi="Calibri Light" w:cs="Calibri Light"/>
-          <w:b/>
-          <w:lang w:val="pl-PL"/>
-        </w:rPr>
-      </w:pPr>
-    </w:p>
-    <w:p>
-      <w:pPr>
-        <w:jc w:val="center"/>
-        <w:rPr>
-          <w:rFonts w:ascii="Calibri Light" w:hAnsi="Calibri Light" w:cs="Calibri Light"/>
-          <w:b/>
-          <w:lang w:val="pl-PL"/>
-        </w:rPr>
-      </w:pPr>
-    </w:p>
-    <w:p>
-      <w:pPr>
-        <w:jc w:val="center"/>
-        <w:rPr>
-          <w:rFonts w:ascii="Calibri Light" w:hAnsi="Calibri Light" w:cs="Calibri Light"/>
-          <w:b/>
-          <w:lang w:val="pl-PL"/>
-        </w:rPr>
-      </w:pPr>
-    </w:p>
-    <w:p>
-      <w:pPr>
-        <w:jc w:val="center"/>
-        <w:rPr>
-          <w:rFonts w:ascii="Calibri Light" w:hAnsi="Calibri Light" w:cs="Calibri Light"/>
-          <w:b/>
-          <w:lang w:val="pl-PL"/>
-        </w:rPr>
-      </w:pPr>
-    </w:p>
-    <w:p>
-      <w:pPr>
-        <w:jc w:val="center"/>
-        <w:rPr>
-          <w:rFonts w:ascii="Calibri Light" w:hAnsi="Calibri Light" w:cs="Calibri Light"/>
-          <w:b/>
-          <w:lang w:val="pl-PL"/>
-        </w:rPr>
-      </w:pPr>
-    </w:p>
-    <w:p>
-      <w:pPr>
-        <w:jc w:val="center"/>
-        <w:rPr>
-          <w:rFonts w:ascii="Calibri Light" w:hAnsi="Calibri Light" w:cs="Calibri Light"/>
-          <w:b/>
-          <w:lang w:val="pl-PL"/>
-        </w:rPr>
-      </w:pPr>
-    </w:p>
-    <w:p>
-      <w:pPr>
-        <w:jc w:val="center"/>
-        <w:rPr>
-          <w:rFonts w:ascii="Calibri Light" w:hAnsi="Calibri Light" w:cs="Calibri Light"/>
-          <w:b/>
-          <w:lang w:val="pl-PL"/>
-        </w:rPr>
-      </w:pPr>
-    </w:p>
-    <w:p>
-      <w:pPr>
-        <w:jc w:val="center"/>
-        <w:rPr>
-          <w:rFonts w:ascii="Calibri Light" w:hAnsi="Calibri Light" w:cs="Calibri Light"/>
-          <w:b/>
-          <w:lang w:val="pl-PL"/>
-        </w:rPr>
-      </w:pPr>
-    </w:p>
-    <w:p>
-      <w:pPr>
-        <w:jc w:val="center"/>
-        <w:rPr>
-          <w:rFonts w:ascii="Calibri Light" w:hAnsi="Calibri Light" w:cs="Calibri Light"/>
-          <w:b/>
-          <w:lang w:val="pl-PL"/>
-        </w:rPr>
-      </w:pPr>
-    </w:p>
-    <w:p>
-      <w:pPr>
-        <w:jc w:val="center"/>
-        <w:rPr>
-          <w:rFonts w:ascii="Calibri Light" w:hAnsi="Calibri Light" w:cs="Calibri Light"/>
-          <w:b/>
-          <w:lang w:val="pl-PL"/>
-        </w:rPr>
-      </w:pPr>
-    </w:p>
-    <w:p>
-      <w:pPr>
-        <w:jc w:val="center"/>
-        <w:rPr>
-          <w:rFonts w:ascii="Calibri Light" w:hAnsi="Calibri Light" w:cs="Calibri Light"/>
-          <w:b/>
-          <w:lang w:val="pl-PL"/>
-        </w:rPr>
-      </w:pPr>
-    </w:p>
-    <w:p>
-      <w:pPr>
-        <w:jc w:val="center"/>
-        <w:rPr>
-          <w:rFonts w:ascii="Calibri Light" w:hAnsi="Calibri Light" w:cs="Calibri Light"/>
-          <w:b/>
-          <w:lang w:val="pl-PL"/>
-        </w:rPr>
-      </w:pPr>
-    </w:p>
-    <w:p>
-      <w:pPr>
-        <w:jc w:val="center"/>
-        <w:rPr>
-          <w:rFonts w:ascii="Calibri Light" w:hAnsi="Calibri Light" w:cs="Calibri Light"/>
-          <w:b/>
-          <w:lang w:val="pl-PL"/>
-        </w:rPr>
-      </w:pPr>
-    </w:p>
-    <w:p>
-      <w:pPr>
-        <w:jc w:val="center"/>
-        <w:rPr>
-          <w:rFonts w:ascii="Calibri Light" w:hAnsi="Calibri Light" w:cs="Calibri Light"/>
-          <w:b/>
-          <w:lang w:val="pl-PL"/>
-        </w:rPr>
-      </w:pPr>
-    </w:p>
-    <w:p>
-      <w:pPr>
-        <w:jc w:val="center"/>
-        <w:rPr>
-          <w:rFonts w:ascii="Calibri Light" w:hAnsi="Calibri Light" w:cs="Calibri Light"/>
-          <w:b/>
-          <w:lang w:val="pl-PL"/>
-        </w:rPr>
-      </w:pPr>
-    </w:p>
-    <w:p>
-      <w:pPr>
-        <w:jc w:val="center"/>
-        <w:rPr>
-          <w:rFonts w:ascii="Calibri Light" w:hAnsi="Calibri Light" w:cs="Calibri Light"/>
-          <w:b/>
-          <w:lang w:val="pl-PL"/>
-        </w:rPr>
-      </w:pPr>
-    </w:p>
-    <w:p>
-      <w:pPr>
-        <w:jc w:val="center"/>
-        <w:rPr>
-          <w:rFonts w:ascii="Calibri Light" w:hAnsi="Calibri Light" w:cs="Calibri Light"/>
-          <w:b/>
-          <w:lang w:val="pl-PL"/>
-        </w:rPr>
-      </w:pPr>
-    </w:p>
-    <w:p>
-      <w:pPr>
-        <w:jc w:val="center"/>
-        <w:rPr>
-          <w:rFonts w:ascii="Calibri Light" w:hAnsi="Calibri Light" w:cs="Calibri Light"/>
-          <w:b/>
-          <w:lang w:val="pl-PL"/>
-        </w:rPr>
-      </w:pPr>
-    </w:p>
-    <w:p>
-      <w:pPr>
-        <w:jc w:val="center"/>
-        <w:rPr>
-          <w:rFonts w:ascii="Calibri Light" w:hAnsi="Calibri Light" w:cs="Calibri Light"/>
-          <w:b/>
-          <w:lang w:val="pl-PL"/>
-        </w:rPr>
-      </w:pPr>
-    </w:p>
-    <w:p>
-      <w:pPr>
-        <w:jc w:val="center"/>
-        <w:rPr>
-          <w:rFonts w:ascii="Calibri Light" w:hAnsi="Calibri Light" w:cs="Calibri Light"/>
-          <w:b/>
-          <w:lang w:val="pl-PL"/>
-        </w:rPr>
-      </w:pPr>
-    </w:p>
-    <w:p>
-      <w:pPr>
-        <w:jc w:val="center"/>
-        <w:rPr>
-          <w:rFonts w:ascii="Calibri Light" w:hAnsi="Calibri Light" w:cs="Calibri Light"/>
-          <w:b/>
-          <w:lang w:val="pl-PL"/>
-        </w:rPr>
-      </w:pPr>
-    </w:p>
-    <w:p>
-      <w:pPr>
-        <w:jc w:val="center"/>
-        <w:rPr>
-          <w:rFonts w:ascii="Calibri Light" w:hAnsi="Calibri Light" w:cs="Calibri Light"/>
-          <w:b/>
-          <w:lang w:val="pl-PL"/>
-        </w:rPr>
-      </w:pPr>
-    </w:p>
-    <w:p>
-      <w:pPr>
-        <w:jc w:val="center"/>
-        <w:rPr>
-          <w:rFonts w:ascii="Calibri Light" w:hAnsi="Calibri Light" w:cs="Calibri Light"/>
-          <w:b/>
-          <w:lang w:val="pl-PL"/>
-        </w:rPr>
-      </w:pPr>
-    </w:p>
-    <w:p>
-      <w:pPr>
-        <w:jc w:val="center"/>
-        <w:rPr>
-          <w:rFonts w:ascii="Calibri Light" w:hAnsi="Calibri Light" w:cs="Calibri Light"/>
-          <w:b/>
-          <w:lang w:val="pl-PL"/>
-        </w:rPr>
-      </w:pPr>
-    </w:p>
-    <w:p>
-      <w:pPr>
-        <w:jc w:val="center"/>
-        <w:rPr>
-          <w:rFonts w:ascii="Calibri Light" w:hAnsi="Calibri Light" w:cs="Calibri Light"/>
-          <w:b/>
-          <w:lang w:val="pl-PL"/>
-        </w:rPr>
-      </w:pPr>
-    </w:p>
-    <w:p>
-      <w:pPr>
-        <w:jc w:val="center"/>
-        <w:rPr>
-          <w:rFonts w:ascii="Calibri Light" w:hAnsi="Calibri Light" w:cs="Calibri Light"/>
-          <w:b/>
-          <w:lang w:val="pl-PL"/>
+          <w:lang w:val="sr-Latn-RS"/>
         </w:rPr>
       </w:pPr>
     </w:p>
@@ -1833,7 +2344,7 @@
       <w:jc w:val="right"/>
     </w:pPr>
     <w:r>
-      <w:t>Оbrazac 6</w:t>
+      <w:t>Obrazac 6</w:t>
     </w:r>
   </w:p>
   <w:p>
